--- a/Lab1/22520827_BTTH1.docx
+++ b/Lab1/22520827_BTTH1.docx
@@ -282,7 +282,7 @@
           <w:sz w:val="32"/>
           <w:szCs w:val="32"/>
         </w:rPr>
-        <w:t>MÔN INTERNET VÀ CÔNG NGHỆ WEB</w:t>
+        <w:t xml:space="preserve">CÔNG NGHỆ LẬP TRÌNH ĐA NỀN TẢNG </w:t>
       </w:r>
     </w:p>
     <w:p>
@@ -292,6 +292,32 @@
         <w:jc w:val="center"/>
         <w:rPr>
           <w:rFonts w:asciiTheme="majorHAnsi" w:hAnsiTheme="majorHAnsi" w:cstheme="majorHAnsi"/>
+          <w:b/>
+          <w:bCs/>
+          <w:color w:val="auto"/>
+          <w:sz w:val="32"/>
+          <w:szCs w:val="32"/>
+        </w:rPr>
+      </w:pPr>
+      <w:r>
+        <w:rPr>
+          <w:rFonts w:asciiTheme="majorHAnsi" w:hAnsiTheme="majorHAnsi" w:cstheme="majorHAnsi"/>
+          <w:b/>
+          <w:bCs/>
+          <w:color w:val="auto"/>
+          <w:sz w:val="32"/>
+          <w:szCs w:val="32"/>
+        </w:rPr>
+        <w:t>CHO ỨNG DỤNG DI ĐỘNG</w:t>
+      </w:r>
+    </w:p>
+    <w:p>
+      <w:pPr>
+        <w:pStyle w:val="Default"/>
+        <w:spacing w:line="360" w:lineRule="auto"/>
+        <w:jc w:val="center"/>
+        <w:rPr>
+          <w:rFonts w:asciiTheme="majorHAnsi" w:hAnsiTheme="majorHAnsi" w:cstheme="majorHAnsi"/>
           <w:color w:val="auto"/>
           <w:sz w:val="36"/>
           <w:szCs w:val="36"/>
@@ -317,7 +343,7 @@
           <w:sz w:val="36"/>
           <w:szCs w:val="36"/>
         </w:rPr>
-        <w:t>2</w:t>
+        <w:t>1</w:t>
       </w:r>
       <w:r>
         <w:rPr>
@@ -339,7 +365,7 @@
           <w:sz w:val="36"/>
           <w:szCs w:val="36"/>
         </w:rPr>
-        <w:t>NHÚNG VÀ BẢNG</w:t>
+        <w:t>COMPONENTS, LAYOUT, PROPS &amp; STATE</w:t>
       </w:r>
     </w:p>
     <w:p>
@@ -397,7 +423,47 @@
           <w:sz w:val="26"/>
           <w:szCs w:val="26"/>
         </w:rPr>
-        <w:t>GVHD: ThS. Võ Tấn Khoa</w:t>
+        <w:t xml:space="preserve">GVHD: </w:t>
+      </w:r>
+      <w:r>
+        <w:rPr>
+          <w:rFonts w:asciiTheme="majorHAnsi" w:hAnsiTheme="majorHAnsi" w:cstheme="majorHAnsi"/>
+          <w:color w:val="auto"/>
+          <w:sz w:val="26"/>
+          <w:szCs w:val="26"/>
+        </w:rPr>
+        <w:t>Phạm Nhật Duy</w:t>
+      </w:r>
+    </w:p>
+    <w:p>
+      <w:pPr>
+        <w:pStyle w:val="Default"/>
+        <w:spacing w:line="360" w:lineRule="auto"/>
+        <w:ind w:left="1974" w:firstLine="720"/>
+        <w:rPr>
+          <w:rFonts w:asciiTheme="majorHAnsi" w:hAnsiTheme="majorHAnsi" w:cstheme="majorHAnsi"/>
+          <w:color w:val="auto"/>
+          <w:sz w:val="26"/>
+          <w:szCs w:val="26"/>
+        </w:rPr>
+      </w:pPr>
+      <w:r>
+        <w:rPr>
+          <w:rFonts w:asciiTheme="majorHAnsi" w:hAnsiTheme="majorHAnsi" w:cstheme="majorHAnsi"/>
+          <w:color w:val="auto"/>
+          <w:sz w:val="26"/>
+          <w:szCs w:val="26"/>
+        </w:rPr>
+        <w:t xml:space="preserve">Lớp: </w:t>
+      </w:r>
+      <w:r>
+        <w:rPr>
+          <w:rFonts w:asciiTheme="majorHAnsi" w:hAnsiTheme="majorHAnsi" w:cstheme="majorHAnsi"/>
+          <w:color w:val="auto"/>
+          <w:sz w:val="26"/>
+          <w:szCs w:val="26"/>
+        </w:rPr>
+        <w:t>IE307.P11</w:t>
       </w:r>
     </w:p>
     <w:p>
@@ -412,42 +478,6 @@
           <w:szCs w:val="26"/>
         </w:rPr>
       </w:pPr>
-      <w:r>
-        <w:rPr>
-          <w:rFonts w:asciiTheme="majorHAnsi" w:hAnsiTheme="majorHAnsi" w:cstheme="majorHAnsi"/>
-          <w:color w:val="auto"/>
-          <w:sz w:val="26"/>
-          <w:szCs w:val="26"/>
-        </w:rPr>
-        <w:t>Lớp: IE104.P</w:t>
-      </w:r>
-      <w:r>
-        <w:rPr>
-          <w:rFonts w:asciiTheme="majorHAnsi" w:hAnsiTheme="majorHAnsi" w:cstheme="majorHAnsi"/>
-          <w:color w:val="auto"/>
-          <w:sz w:val="26"/>
-          <w:szCs w:val="26"/>
-        </w:rPr>
-        <w:t>1</w:t>
-      </w:r>
-      <w:r>
-        <w:rPr>
-          <w:rFonts w:asciiTheme="majorHAnsi" w:hAnsiTheme="majorHAnsi" w:cstheme="majorHAnsi"/>
-          <w:color w:val="auto"/>
-          <w:sz w:val="26"/>
-          <w:szCs w:val="26"/>
-        </w:rPr>
-        <w:t>1</w:t>
-      </w:r>
-      <w:r>
-        <w:rPr>
-          <w:rFonts w:asciiTheme="majorHAnsi" w:hAnsiTheme="majorHAnsi" w:cstheme="majorHAnsi"/>
-          <w:color w:val="auto"/>
-          <w:sz w:val="26"/>
-          <w:szCs w:val="26"/>
-        </w:rPr>
-        <w:t>.1</w:t>
-      </w:r>
     </w:p>
     <w:p>
       <w:pPr>
@@ -461,6 +491,94 @@
           <w:szCs w:val="26"/>
         </w:rPr>
       </w:pPr>
+      <w:r>
+        <w:rPr>
+          <w:rFonts w:asciiTheme="majorHAnsi" w:hAnsiTheme="majorHAnsi" w:cstheme="majorHAnsi"/>
+          <w:b/>
+          <w:bCs/>
+          <w:color w:val="auto"/>
+          <w:sz w:val="26"/>
+          <w:szCs w:val="26"/>
+        </w:rPr>
+        <w:t>Sinh viên thực hiện:</w:t>
+      </w:r>
+      <w:r>
+        <w:rPr>
+          <w:rFonts w:asciiTheme="majorHAnsi" w:hAnsiTheme="majorHAnsi" w:cstheme="majorHAnsi"/>
+          <w:color w:val="auto"/>
+          <w:sz w:val="26"/>
+          <w:szCs w:val="26"/>
+        </w:rPr>
+        <w:t xml:space="preserve">  </w:t>
+      </w:r>
+    </w:p>
+    <w:p>
+      <w:pPr>
+        <w:pStyle w:val="Default"/>
+        <w:spacing w:line="360" w:lineRule="auto"/>
+        <w:ind w:left="720" w:firstLine="720"/>
+        <w:rPr>
+          <w:rFonts w:asciiTheme="majorHAnsi" w:hAnsiTheme="majorHAnsi" w:cstheme="majorHAnsi"/>
+          <w:color w:val="auto"/>
+          <w:sz w:val="26"/>
+          <w:szCs w:val="26"/>
+        </w:rPr>
+      </w:pPr>
+      <w:r>
+        <w:rPr>
+          <w:rFonts w:asciiTheme="majorHAnsi" w:hAnsiTheme="majorHAnsi" w:cstheme="majorHAnsi"/>
+          <w:color w:val="auto"/>
+          <w:sz w:val="26"/>
+          <w:szCs w:val="26"/>
+        </w:rPr>
+        <w:tab/>
+      </w:r>
+      <w:r>
+        <w:rPr>
+          <w:rFonts w:asciiTheme="majorHAnsi" w:hAnsiTheme="majorHAnsi" w:cstheme="majorHAnsi"/>
+          <w:color w:val="auto"/>
+          <w:sz w:val="26"/>
+          <w:szCs w:val="26"/>
+        </w:rPr>
+        <w:tab/>
+      </w:r>
+      <w:r>
+        <w:rPr>
+          <w:rFonts w:asciiTheme="majorHAnsi" w:hAnsiTheme="majorHAnsi" w:cstheme="majorHAnsi"/>
+          <w:color w:val="auto"/>
+          <w:sz w:val="26"/>
+          <w:szCs w:val="26"/>
+        </w:rPr>
+        <w:t xml:space="preserve"> </w:t>
+      </w:r>
+      <w:r>
+        <w:rPr>
+          <w:rFonts w:asciiTheme="majorHAnsi" w:hAnsiTheme="majorHAnsi" w:cstheme="majorHAnsi"/>
+          <w:color w:val="auto"/>
+          <w:sz w:val="26"/>
+          <w:szCs w:val="26"/>
+        </w:rPr>
+        <w:t>Thạch Minh Luân</w:t>
+      </w:r>
+      <w:r>
+        <w:rPr>
+          <w:rFonts w:asciiTheme="majorHAnsi" w:hAnsiTheme="majorHAnsi" w:cstheme="majorHAnsi"/>
+          <w:color w:val="auto"/>
+          <w:sz w:val="26"/>
+          <w:szCs w:val="26"/>
+        </w:rPr>
+        <w:tab/>
+      </w:r>
+      <w:r>
+        <w:rPr>
+          <w:rFonts w:asciiTheme="majorHAnsi" w:hAnsiTheme="majorHAnsi" w:cstheme="majorHAnsi"/>
+          <w:color w:val="auto"/>
+          <w:sz w:val="26"/>
+          <w:szCs w:val="26"/>
+        </w:rPr>
+        <w:tab/>
+        <w:t>MSSV: 22520827</w:t>
+      </w:r>
     </w:p>
     <w:p>
       <w:pPr>
@@ -474,100 +592,23 @@
           <w:szCs w:val="26"/>
         </w:rPr>
       </w:pPr>
-      <w:r>
-        <w:rPr>
-          <w:rFonts w:asciiTheme="majorHAnsi" w:hAnsiTheme="majorHAnsi" w:cstheme="majorHAnsi"/>
-          <w:b/>
-          <w:bCs/>
-          <w:color w:val="auto"/>
-          <w:sz w:val="26"/>
-          <w:szCs w:val="26"/>
-        </w:rPr>
-        <w:t>Sinh viên thực hiện:</w:t>
-      </w:r>
-      <w:r>
-        <w:rPr>
-          <w:rFonts w:asciiTheme="majorHAnsi" w:hAnsiTheme="majorHAnsi" w:cstheme="majorHAnsi"/>
-          <w:color w:val="auto"/>
-          <w:sz w:val="26"/>
-          <w:szCs w:val="26"/>
-        </w:rPr>
-        <w:t xml:space="preserve">  </w:t>
-      </w:r>
     </w:p>
     <w:p>
       <w:pPr>
         <w:pStyle w:val="Default"/>
         <w:spacing w:line="360" w:lineRule="auto"/>
-        <w:ind w:left="720" w:firstLine="720"/>
-        <w:rPr>
-          <w:rFonts w:asciiTheme="majorHAnsi" w:hAnsiTheme="majorHAnsi" w:cstheme="majorHAnsi"/>
-          <w:color w:val="auto"/>
-          <w:sz w:val="26"/>
-          <w:szCs w:val="26"/>
-        </w:rPr>
-      </w:pPr>
-      <w:r>
-        <w:rPr>
-          <w:rFonts w:asciiTheme="majorHAnsi" w:hAnsiTheme="majorHAnsi" w:cstheme="majorHAnsi"/>
-          <w:color w:val="auto"/>
-          <w:sz w:val="26"/>
-          <w:szCs w:val="26"/>
-        </w:rPr>
-        <w:tab/>
-      </w:r>
-      <w:r>
-        <w:rPr>
-          <w:rFonts w:asciiTheme="majorHAnsi" w:hAnsiTheme="majorHAnsi" w:cstheme="majorHAnsi"/>
-          <w:color w:val="auto"/>
-          <w:sz w:val="26"/>
-          <w:szCs w:val="26"/>
-        </w:rPr>
-        <w:tab/>
-      </w:r>
-      <w:r>
-        <w:rPr>
-          <w:rFonts w:asciiTheme="majorHAnsi" w:hAnsiTheme="majorHAnsi" w:cstheme="majorHAnsi"/>
-          <w:color w:val="auto"/>
-          <w:sz w:val="26"/>
-          <w:szCs w:val="26"/>
-        </w:rPr>
-        <w:t xml:space="preserve"> </w:t>
-      </w:r>
-      <w:r>
-        <w:rPr>
-          <w:rFonts w:asciiTheme="majorHAnsi" w:hAnsiTheme="majorHAnsi" w:cstheme="majorHAnsi"/>
-          <w:color w:val="auto"/>
-          <w:sz w:val="26"/>
-          <w:szCs w:val="26"/>
-        </w:rPr>
-        <w:t>Thạch Minh Luân</w:t>
-      </w:r>
-      <w:r>
-        <w:rPr>
-          <w:rFonts w:asciiTheme="majorHAnsi" w:hAnsiTheme="majorHAnsi" w:cstheme="majorHAnsi"/>
-          <w:color w:val="auto"/>
-          <w:sz w:val="26"/>
-          <w:szCs w:val="26"/>
-        </w:rPr>
-        <w:tab/>
-      </w:r>
-      <w:r>
-        <w:rPr>
-          <w:rFonts w:asciiTheme="majorHAnsi" w:hAnsiTheme="majorHAnsi" w:cstheme="majorHAnsi"/>
-          <w:color w:val="auto"/>
-          <w:sz w:val="26"/>
-          <w:szCs w:val="26"/>
-        </w:rPr>
-        <w:tab/>
-        <w:t>MSSV: 22520827</w:t>
-      </w:r>
+        <w:rPr>
+          <w:rFonts w:asciiTheme="majorHAnsi" w:hAnsiTheme="majorHAnsi" w:cstheme="majorHAnsi"/>
+          <w:color w:val="auto"/>
+          <w:sz w:val="26"/>
+          <w:szCs w:val="26"/>
+        </w:rPr>
+      </w:pPr>
     </w:p>
     <w:p>
       <w:pPr>
         <w:pStyle w:val="Default"/>
         <w:spacing w:line="360" w:lineRule="auto"/>
-        <w:ind w:firstLine="2694"/>
         <w:rPr>
           <w:rFonts w:asciiTheme="majorHAnsi" w:hAnsiTheme="majorHAnsi" w:cstheme="majorHAnsi"/>
           <w:color w:val="auto"/>
@@ -587,30 +628,6 @@
           <w:szCs w:val="26"/>
         </w:rPr>
       </w:pPr>
-    </w:p>
-    <w:p>
-      <w:pPr>
-        <w:pStyle w:val="Default"/>
-        <w:spacing w:line="360" w:lineRule="auto"/>
-        <w:rPr>
-          <w:rFonts w:asciiTheme="majorHAnsi" w:hAnsiTheme="majorHAnsi" w:cstheme="majorHAnsi"/>
-          <w:color w:val="auto"/>
-          <w:sz w:val="26"/>
-          <w:szCs w:val="26"/>
-        </w:rPr>
-      </w:pPr>
-    </w:p>
-    <w:p>
-      <w:pPr>
-        <w:pStyle w:val="Default"/>
-        <w:spacing w:line="360" w:lineRule="auto"/>
-        <w:rPr>
-          <w:rFonts w:asciiTheme="majorHAnsi" w:hAnsiTheme="majorHAnsi" w:cstheme="majorHAnsi"/>
-          <w:color w:val="auto"/>
-          <w:sz w:val="26"/>
-          <w:szCs w:val="26"/>
-        </w:rPr>
-      </w:pPr>
       <w:r>
         <w:rPr>
           <w:rFonts w:asciiTheme="majorHAnsi" w:hAnsiTheme="majorHAnsi" w:cstheme="majorHAnsi"/>
@@ -620,18 +637,6 @@
         </w:rPr>
         <w:br/>
       </w:r>
-    </w:p>
-    <w:p>
-      <w:pPr>
-        <w:pStyle w:val="Default"/>
-        <w:spacing w:line="360" w:lineRule="auto"/>
-        <w:rPr>
-          <w:rFonts w:asciiTheme="majorHAnsi" w:hAnsiTheme="majorHAnsi" w:cstheme="majorHAnsi"/>
-          <w:color w:val="auto"/>
-          <w:sz w:val="26"/>
-          <w:szCs w:val="26"/>
-        </w:rPr>
-      </w:pPr>
     </w:p>
     <w:p>
       <w:pPr>
@@ -1432,6 +1437,7 @@
           <w:i/>
           <w:iCs/>
           <w:szCs w:val="26"/>
+          <w:lang w:val="en-US"/>
         </w:rPr>
       </w:pPr>
       <w:r>
@@ -1445,24 +1451,6 @@
         </w:rPr>
         <w:br w:type="page"/>
       </w:r>
-    </w:p>
-    <w:p>
-      <w:pPr>
-        <w:pStyle w:val="Heading1"/>
-        <w:ind w:left="360"/>
-        <w:rPr>
-          <w:rFonts w:cstheme="majorHAnsi"/>
-        </w:rPr>
-      </w:pPr>
-      <w:bookmarkStart w:id="2" w:name="_Toc179214063"/>
-      <w:r>
-        <w:rPr>
-          <w:rFonts w:cstheme="majorHAnsi"/>
-        </w:rPr>
-        <w:lastRenderedPageBreak/>
-        <w:t>MỤC LỤC</w:t>
-      </w:r>
-      <w:bookmarkEnd w:id="2"/>
     </w:p>
     <w:sdt>
       <w:sdtPr>
@@ -1493,7 +1481,31 @@
       <w:sdtContent>
         <w:p>
           <w:pPr>
-            <w:pStyle w:val="TOC1"/>
+            <w:pStyle w:val="Mucluc1"/>
+            <w:rPr>
+              <w:rFonts w:asciiTheme="majorHAnsi" w:eastAsiaTheme="minorHAnsi" w:hAnsiTheme="majorHAnsi" w:cstheme="majorHAnsi"/>
+              <w:b w:val="0"/>
+              <w:color w:val="000000"/>
+              <w:sz w:val="22"/>
+              <w:szCs w:val="22"/>
+              <w:lang w:val="en-US"/>
+            </w:rPr>
+          </w:pPr>
+          <w:r>
+            <w:rPr>
+              <w:rFonts w:asciiTheme="majorHAnsi" w:eastAsiaTheme="minorHAnsi" w:hAnsiTheme="majorHAnsi" w:cstheme="majorHAnsi"/>
+              <w:b w:val="0"/>
+              <w:color w:val="000000"/>
+              <w:sz w:val="22"/>
+              <w:szCs w:val="22"/>
+              <w:lang w:val="en-US"/>
+            </w:rPr>
+            <w:t>MỤC LỤC</w:t>
+          </w:r>
+        </w:p>
+        <w:p>
+          <w:pPr>
+            <w:pStyle w:val="Mucluc1"/>
             <w:rPr>
               <w:rFonts w:asciiTheme="minorHAnsi" w:hAnsiTheme="minorHAnsi" w:cstheme="minorBidi"/>
               <w:b w:val="0"/>
@@ -1523,14 +1535,15 @@
             </w:rPr>
             <w:fldChar w:fldCharType="separate"/>
           </w:r>
-          <w:hyperlink w:anchor="_Toc179214063" w:history="1">
+          <w:hyperlink w:anchor="_Toc179358119" w:history="1">
             <w:r>
               <w:rPr>
-                <w:rStyle w:val="Hyperlink"/>
-                <w:rFonts w:cstheme="majorHAnsi"/>
+                <w:rStyle w:val="Siuktni"/>
+                <w:bCs/>
                 <w:noProof/>
+                <w:lang w:val="en-US"/>
               </w:rPr>
-              <w:t>MỤC LỤC</w:t>
+              <w:t>Bài 1: Social Media Feed</w:t>
             </w:r>
             <w:r>
               <w:rPr>
@@ -1551,89 +1564,7 @@
                 <w:noProof/>
                 <w:webHidden/>
               </w:rPr>
-              <w:instrText xml:space="preserve"> PAGEREF _Toc179214063 \h </w:instrText>
-            </w:r>
-            <w:r>
-              <w:rPr>
-                <w:noProof/>
-                <w:webHidden/>
-              </w:rPr>
-            </w:r>
-            <w:r>
-              <w:rPr>
-                <w:noProof/>
-                <w:webHidden/>
-              </w:rPr>
-              <w:fldChar w:fldCharType="separate"/>
-            </w:r>
-            <w:r>
-              <w:rPr>
-                <w:noProof/>
-                <w:webHidden/>
-              </w:rPr>
-              <w:t>2</w:t>
-            </w:r>
-            <w:r>
-              <w:rPr>
-                <w:noProof/>
-                <w:webHidden/>
-              </w:rPr>
-              <w:fldChar w:fldCharType="end"/>
-            </w:r>
-          </w:hyperlink>
-        </w:p>
-        <w:p>
-          <w:pPr>
-            <w:pStyle w:val="TOC1"/>
-            <w:rPr>
-              <w:rFonts w:asciiTheme="minorHAnsi" w:hAnsiTheme="minorHAnsi" w:cstheme="minorBidi"/>
-              <w:b w:val="0"/>
-              <w:noProof/>
-              <w:kern w:val="2"/>
-              <w:sz w:val="24"/>
-              <w:szCs w:val="24"/>
-              <w:lang w:eastAsia="vi-VN"/>
-              <w14:ligatures w14:val="standardContextual"/>
-            </w:rPr>
-          </w:pPr>
-          <w:hyperlink w:anchor="_Toc179214064" w:history="1">
-            <w:r>
-              <w:rPr>
-                <w:rStyle w:val="Hyperlink"/>
-                <w:rFonts w:cstheme="majorHAnsi"/>
-                <w:noProof/>
-              </w:rPr>
-              <w:t xml:space="preserve">1: </w:t>
-            </w:r>
-            <w:r>
-              <w:rPr>
-                <w:rStyle w:val="Hyperlink"/>
-                <w:rFonts w:cstheme="majorHAnsi"/>
-                <w:noProof/>
-                <w:lang w:val="en-US"/>
-              </w:rPr>
-              <w:t>Trang tin tức Mozilla</w:t>
-            </w:r>
-            <w:r>
-              <w:rPr>
-                <w:noProof/>
-                <w:webHidden/>
-              </w:rPr>
-              <w:tab/>
-            </w:r>
-            <w:r>
-              <w:rPr>
-                <w:noProof/>
-                <w:webHidden/>
-              </w:rPr>
-              <w:fldChar w:fldCharType="begin"/>
-            </w:r>
-            <w:r>
-              <w:rPr>
-                <w:noProof/>
-                <w:webHidden/>
-              </w:rPr>
-              <w:instrText xml:space="preserve"> PAGEREF _Toc179214064 \h </w:instrText>
+              <w:instrText xml:space="preserve"> PAGEREF _Toc179358119 \h </w:instrText>
             </w:r>
             <w:r>
               <w:rPr>
@@ -1666,7 +1597,7 @@
         </w:p>
         <w:p>
           <w:pPr>
-            <w:pStyle w:val="TOC1"/>
+            <w:pStyle w:val="Mucluc1"/>
             <w:rPr>
               <w:rFonts w:asciiTheme="minorHAnsi" w:hAnsiTheme="minorHAnsi" w:cstheme="minorBidi"/>
               <w:b w:val="0"/>
@@ -1678,14 +1609,15 @@
               <w14:ligatures w14:val="standardContextual"/>
             </w:rPr>
           </w:pPr>
-          <w:hyperlink w:anchor="_Toc179214065" w:history="1">
+          <w:hyperlink w:anchor="_Toc179358120" w:history="1">
             <w:r>
               <w:rPr>
-                <w:rStyle w:val="Hyperlink"/>
+                <w:rStyle w:val="Siuktni"/>
+                <w:bCs/>
                 <w:noProof/>
                 <w:lang w:val="en-US"/>
               </w:rPr>
-              <w:t>2. Cấu trúc dữ liệu bảng</w:t>
+              <w:t>Bài 2: Workouts, Fruits and Vegetables</w:t>
             </w:r>
             <w:r>
               <w:rPr>
@@ -1706,7 +1638,7 @@
                 <w:noProof/>
                 <w:webHidden/>
               </w:rPr>
-              <w:instrText xml:space="preserve"> PAGEREF _Toc179214065 \h </w:instrText>
+              <w:instrText xml:space="preserve"> PAGEREF _Toc179358120 \h </w:instrText>
             </w:r>
             <w:r>
               <w:rPr>
@@ -1726,7 +1658,7 @@
                 <w:noProof/>
                 <w:webHidden/>
               </w:rPr>
-              <w:t>6</w:t>
+              <w:t>9</w:t>
             </w:r>
             <w:r>
               <w:rPr>
@@ -1739,7 +1671,7 @@
         </w:p>
         <w:p>
           <w:pPr>
-            <w:pStyle w:val="TOC1"/>
+            <w:pStyle w:val="Mucluc1"/>
             <w:rPr>
               <w:rFonts w:asciiTheme="majorHAnsi" w:hAnsiTheme="majorHAnsi" w:cstheme="majorHAnsi"/>
               <w:bCs/>
@@ -1780,14 +1712,14 @@
           <w:lang w:val="en-US"/>
         </w:rPr>
       </w:pPr>
-      <w:bookmarkStart w:id="3" w:name="_Toc39666821"/>
+      <w:bookmarkStart w:id="2" w:name="_Toc39666821"/>
       <w:r>
         <w:rPr>
           <w:rFonts w:asciiTheme="majorHAnsi" w:hAnsiTheme="majorHAnsi" w:cstheme="majorHAnsi"/>
         </w:rPr>
         <w:br w:type="page"/>
       </w:r>
-      <w:bookmarkEnd w:id="3"/>
+      <w:bookmarkEnd w:id="2"/>
     </w:p>
     <w:p>
       <w:pPr>
@@ -1816,62 +1748,66 @@
     </w:p>
     <w:p>
       <w:pPr>
-        <w:pStyle w:val="Heading1"/>
-        <w:rPr>
-          <w:rFonts w:cstheme="majorHAnsi"/>
-        </w:rPr>
-      </w:pPr>
-      <w:bookmarkStart w:id="4" w:name="_Toc179214064"/>
-      <w:r>
-        <w:rPr>
-          <w:rFonts w:cstheme="majorHAnsi"/>
-        </w:rPr>
-        <w:t xml:space="preserve">1: </w:t>
-      </w:r>
-      <w:r>
-        <w:rPr>
-          <w:rFonts w:cstheme="majorHAnsi"/>
-          <w:lang w:val="en-US"/>
-        </w:rPr>
-        <w:t>Trang tin tức Mozilla</w:t>
-      </w:r>
-      <w:bookmarkEnd w:id="4"/>
-      <w:r>
-        <w:rPr>
-          <w:rFonts w:cstheme="majorHAnsi"/>
-        </w:rPr>
-        <w:t xml:space="preserve"> </w:t>
-      </w:r>
-    </w:p>
-    <w:p>
-      <w:pPr>
-        <w:pStyle w:val="ListParagraph"/>
+        <w:rPr>
+          <w:lang w:val="en-US"/>
+        </w:rPr>
+      </w:pPr>
+    </w:p>
+    <w:p>
+      <w:pPr>
+        <w:pStyle w:val="u1"/>
+        <w:rPr>
+          <w:b/>
+          <w:bCs/>
+          <w:lang w:val="en-US"/>
+        </w:rPr>
+      </w:pPr>
+      <w:bookmarkStart w:id="3" w:name="_Toc179358119"/>
+      <w:r>
+        <w:rPr>
+          <w:b/>
+          <w:bCs/>
+          <w:lang w:val="en-US"/>
+        </w:rPr>
+        <w:t>Bài 1: Social Media Feed</w:t>
+      </w:r>
+      <w:bookmarkEnd w:id="3"/>
+    </w:p>
+    <w:p>
+      <w:pPr>
+        <w:pStyle w:val="oancuaDanhsach"/>
         <w:numPr>
           <w:ilvl w:val="0"/>
-          <w:numId w:val="3"/>
+          <w:numId w:val="5"/>
         </w:numPr>
-      </w:pPr>
-      <w:r>
-        <w:t>Code:</w:t>
-      </w:r>
-    </w:p>
-    <w:p>
-      <w:pPr>
-        <w:rPr>
-          <w:rFonts w:asciiTheme="majorHAnsi" w:hAnsiTheme="majorHAnsi" w:cstheme="majorHAnsi"/>
-          <w:lang w:val="en-US"/>
-        </w:rPr>
-      </w:pPr>
-      <w:r>
-        <w:rPr>
-          <w:rFonts w:asciiTheme="majorHAnsi" w:hAnsiTheme="majorHAnsi" w:cstheme="majorHAnsi"/>
+        <w:rPr>
+          <w:lang w:val="en-US"/>
+        </w:rPr>
+      </w:pPr>
+      <w:r>
+        <w:rPr>
+          <w:lang w:val="en-US"/>
+        </w:rPr>
+        <w:t>Cấu trúc các folder/file của dự án</w:t>
+      </w:r>
+    </w:p>
+    <w:p>
+      <w:pPr>
+        <w:pStyle w:val="oancuaDanhsach"/>
+        <w:rPr>
+          <w:lang w:val="en-US"/>
+        </w:rPr>
+      </w:pPr>
+      <w:r>
+        <w:rPr>
           <w:noProof/>
+          <w:lang w:val="en-US"/>
         </w:rPr>
         <w:drawing>
-          <wp:inline distT="0" distB="0" distL="0" distR="0" wp14:anchorId="6E999143" wp14:editId="77F9FDB2">
-            <wp:extent cx="5760085" cy="3345815"/>
+          <wp:inline distT="0" distB="0" distL="0" distR="0" wp14:anchorId="138903D8" wp14:editId="68F9F9E4">
+            <wp:extent cx="3067478" cy="3639058"/>
             <wp:effectExtent l="0" t="0" r="0" b="0"/>
-            <wp:docPr id="1098218999" name="Picture 1" descr="A screenshot of a computer program&#10;&#10;Description automatically generated"/>
+            <wp:docPr id="1232002577" name="Hình ảnh 1" descr="Ảnh có chứa văn bản, ảnh chụp màn hình, phần mềm, Phông chữ&#10;&#10;Mô tả được tạo tự động"/>
             <wp:cNvGraphicFramePr>
               <a:graphicFrameLocks xmlns:a="http://schemas.openxmlformats.org/drawingml/2006/main" noChangeAspect="1"/>
             </wp:cNvGraphicFramePr>
@@ -1879,7 +1815,7 @@
               <a:graphicData uri="http://schemas.openxmlformats.org/drawingml/2006/picture">
                 <pic:pic xmlns:pic="http://schemas.openxmlformats.org/drawingml/2006/picture">
                   <pic:nvPicPr>
-                    <pic:cNvPr id="1098218999" name="Picture 1" descr="A screenshot of a computer program&#10;&#10;Description automatically generated"/>
+                    <pic:cNvPr id="1232002577" name="Hình ảnh 1" descr="Ảnh có chứa văn bản, ảnh chụp màn hình, phần mềm, Phông chữ&#10;&#10;Mô tả được tạo tự động"/>
                     <pic:cNvPicPr/>
                   </pic:nvPicPr>
                   <pic:blipFill>
@@ -1891,7 +1827,7 @@
                   <pic:spPr>
                     <a:xfrm>
                       <a:off x="0" y="0"/>
-                      <a:ext cx="5760085" cy="3345815"/>
+                      <a:ext cx="3067478" cy="3639058"/>
                     </a:xfrm>
                     <a:prstGeom prst="rect">
                       <a:avLst/>
@@ -1906,22 +1842,39 @@
     </w:p>
     <w:p>
       <w:pPr>
-        <w:rPr>
-          <w:rFonts w:asciiTheme="majorHAnsi" w:hAnsiTheme="majorHAnsi" w:cstheme="majorHAnsi"/>
-          <w:lang w:val="en-US"/>
-        </w:rPr>
-      </w:pPr>
-      <w:r>
-        <w:rPr>
-          <w:rFonts w:asciiTheme="majorHAnsi" w:hAnsiTheme="majorHAnsi" w:cstheme="majorHAnsi"/>
+        <w:pStyle w:val="oancuaDanhsach"/>
+        <w:numPr>
+          <w:ilvl w:val="0"/>
+          <w:numId w:val="5"/>
+        </w:numPr>
+        <w:rPr>
+          <w:lang w:val="en-US"/>
+        </w:rPr>
+      </w:pPr>
+      <w:r>
+        <w:rPr>
+          <w:lang w:val="en-US"/>
+        </w:rPr>
+        <w:t>Nội dung code</w:t>
+      </w:r>
+    </w:p>
+    <w:p>
+      <w:pPr>
+        <w:pStyle w:val="oancuaDanhsach"/>
+        <w:rPr>
+          <w:lang w:val="en-US"/>
+        </w:rPr>
+      </w:pPr>
+      <w:r>
+        <w:rPr>
           <w:noProof/>
           <w:lang w:val="en-US"/>
         </w:rPr>
         <w:drawing>
-          <wp:inline distT="0" distB="0" distL="0" distR="0" wp14:anchorId="3A0D3EC6" wp14:editId="60CFD7C9">
-            <wp:extent cx="5760085" cy="2765425"/>
+          <wp:inline distT="0" distB="0" distL="0" distR="0" wp14:anchorId="07D5020C" wp14:editId="3F3A53DE">
+            <wp:extent cx="4860471" cy="4081780"/>
             <wp:effectExtent l="0" t="0" r="0" b="0"/>
-            <wp:docPr id="558859097" name="Picture 1" descr="A screenshot of a computer program&#10;&#10;Description automatically generated"/>
+            <wp:docPr id="1346599042" name="Hình ảnh 1" descr="Ảnh có chứa văn bản, ảnh chụp màn hình, màn hình, phần mềm&#10;&#10;Mô tả được tạo tự động"/>
             <wp:cNvGraphicFramePr>
               <a:graphicFrameLocks xmlns:a="http://schemas.openxmlformats.org/drawingml/2006/main" noChangeAspect="1"/>
             </wp:cNvGraphicFramePr>
@@ -1929,7 +1882,7 @@
               <a:graphicData uri="http://schemas.openxmlformats.org/drawingml/2006/picture">
                 <pic:pic xmlns:pic="http://schemas.openxmlformats.org/drawingml/2006/picture">
                   <pic:nvPicPr>
-                    <pic:cNvPr id="558859097" name="Picture 1" descr="A screenshot of a computer program&#10;&#10;Description automatically generated"/>
+                    <pic:cNvPr id="1346599042" name="Hình ảnh 1" descr="Ảnh có chứa văn bản, ảnh chụp màn hình, màn hình, phần mềm&#10;&#10;Mô tả được tạo tự động"/>
                     <pic:cNvPicPr/>
                   </pic:nvPicPr>
                   <pic:blipFill>
@@ -1941,7 +1894,7 @@
                   <pic:spPr>
                     <a:xfrm>
                       <a:off x="0" y="0"/>
-                      <a:ext cx="5760085" cy="2765425"/>
+                      <a:ext cx="4878690" cy="4097080"/>
                     </a:xfrm>
                     <a:prstGeom prst="rect">
                       <a:avLst/>
@@ -1956,23 +1909,22 @@
     </w:p>
     <w:p>
       <w:pPr>
-        <w:rPr>
-          <w:rFonts w:asciiTheme="majorHAnsi" w:hAnsiTheme="majorHAnsi" w:cstheme="majorHAnsi"/>
-          <w:lang w:val="en-US"/>
-        </w:rPr>
-      </w:pPr>
-      <w:r>
-        <w:rPr>
-          <w:rFonts w:asciiTheme="majorHAnsi" w:hAnsiTheme="majorHAnsi" w:cstheme="majorHAnsi"/>
+        <w:pStyle w:val="oancuaDanhsach"/>
+        <w:rPr>
+          <w:lang w:val="en-US"/>
+        </w:rPr>
+      </w:pPr>
+      <w:r>
+        <w:rPr>
           <w:noProof/>
           <w:lang w:val="en-US"/>
         </w:rPr>
         <w:lastRenderedPageBreak/>
         <w:drawing>
-          <wp:inline distT="0" distB="0" distL="0" distR="0" wp14:anchorId="741907A7" wp14:editId="60329083">
-            <wp:extent cx="5760085" cy="1997710"/>
+          <wp:inline distT="0" distB="0" distL="0" distR="0" wp14:anchorId="394A50E9" wp14:editId="5A1C2679">
+            <wp:extent cx="5760085" cy="4406265"/>
             <wp:effectExtent l="0" t="0" r="0" b="0"/>
-            <wp:docPr id="1746950803" name="Picture 1" descr="A screenshot of a computer&#10;&#10;Description automatically generated"/>
+            <wp:docPr id="443248454" name="Hình ảnh 1" descr="Ảnh có chứa văn bản, ảnh chụp màn hình, phần mềm, màn hình&#10;&#10;Mô tả được tạo tự động"/>
             <wp:cNvGraphicFramePr>
               <a:graphicFrameLocks xmlns:a="http://schemas.openxmlformats.org/drawingml/2006/main" noChangeAspect="1"/>
             </wp:cNvGraphicFramePr>
@@ -1980,7 +1932,7 @@
               <a:graphicData uri="http://schemas.openxmlformats.org/drawingml/2006/picture">
                 <pic:pic xmlns:pic="http://schemas.openxmlformats.org/drawingml/2006/picture">
                   <pic:nvPicPr>
-                    <pic:cNvPr id="1746950803" name="Picture 1" descr="A screenshot of a computer&#10;&#10;Description automatically generated"/>
+                    <pic:cNvPr id="443248454" name="Hình ảnh 1" descr="Ảnh có chứa văn bản, ảnh chụp màn hình, phần mềm, màn hình&#10;&#10;Mô tả được tạo tự động"/>
                     <pic:cNvPicPr/>
                   </pic:nvPicPr>
                   <pic:blipFill>
@@ -1992,7 +1944,7 @@
                   <pic:spPr>
                     <a:xfrm>
                       <a:off x="0" y="0"/>
-                      <a:ext cx="5760085" cy="1997710"/>
+                      <a:ext cx="5760085" cy="4406265"/>
                     </a:xfrm>
                     <a:prstGeom prst="rect">
                       <a:avLst/>
@@ -2007,62 +1959,21 @@
     </w:p>
     <w:p>
       <w:pPr>
-        <w:rPr>
-          <w:rFonts w:asciiTheme="majorHAnsi" w:hAnsiTheme="majorHAnsi" w:cstheme="majorHAnsi"/>
-        </w:rPr>
-      </w:pPr>
-    </w:p>
-    <w:p>
-      <w:pPr>
-        <w:rPr>
-          <w:rFonts w:asciiTheme="majorHAnsi" w:hAnsiTheme="majorHAnsi" w:cstheme="majorHAnsi"/>
-          <w:lang w:val="en-US"/>
-        </w:rPr>
-      </w:pPr>
-    </w:p>
-    <w:p>
-      <w:pPr>
-        <w:rPr>
-          <w:rFonts w:asciiTheme="majorHAnsi" w:hAnsiTheme="majorHAnsi" w:cstheme="majorHAnsi"/>
-          <w:lang w:val="en-US"/>
-        </w:rPr>
-      </w:pPr>
-    </w:p>
-    <w:p>
-      <w:pPr>
-        <w:pStyle w:val="ListParagraph"/>
-        <w:numPr>
-          <w:ilvl w:val="0"/>
-          <w:numId w:val="3"/>
-        </w:numPr>
-        <w:rPr>
-          <w:rFonts w:asciiTheme="majorHAnsi" w:hAnsiTheme="majorHAnsi" w:cstheme="majorHAnsi"/>
-        </w:rPr>
-      </w:pPr>
-      <w:r>
-        <w:rPr>
-          <w:rFonts w:asciiTheme="majorHAnsi" w:hAnsiTheme="majorHAnsi" w:cstheme="majorHAnsi"/>
-        </w:rPr>
-        <w:t>Kết quả:</w:t>
-      </w:r>
-    </w:p>
-    <w:p>
-      <w:pPr>
-        <w:rPr>
-          <w:rFonts w:asciiTheme="majorHAnsi" w:hAnsiTheme="majorHAnsi" w:cstheme="majorHAnsi"/>
-          <w:lang w:val="en-US"/>
-        </w:rPr>
-      </w:pPr>
-      <w:r>
-        <w:rPr>
-          <w:rFonts w:asciiTheme="majorHAnsi" w:hAnsiTheme="majorHAnsi" w:cstheme="majorHAnsi"/>
+        <w:pStyle w:val="oancuaDanhsach"/>
+        <w:rPr>
+          <w:lang w:val="en-US"/>
+        </w:rPr>
+      </w:pPr>
+      <w:r>
+        <w:rPr>
           <w:noProof/>
+          <w:lang w:val="en-US"/>
         </w:rPr>
         <w:drawing>
-          <wp:inline distT="0" distB="0" distL="0" distR="0" wp14:anchorId="4CD8CDA3" wp14:editId="0A3284A0">
-            <wp:extent cx="5760085" cy="2962910"/>
+          <wp:inline distT="0" distB="0" distL="0" distR="0" wp14:anchorId="4F655C15" wp14:editId="132EADDA">
+            <wp:extent cx="5760085" cy="3410585"/>
             <wp:effectExtent l="0" t="0" r="0" b="0"/>
-            <wp:docPr id="1706064051" name="Picture 1" descr="A screenshot of a computer&#10;&#10;Description automatically generated"/>
+            <wp:docPr id="488032110" name="Hình ảnh 1" descr="Ảnh có chứa văn bản, ảnh chụp màn hình, phần mềm, Phần mềm đa phương tiện&#10;&#10;Mô tả được tạo tự động"/>
             <wp:cNvGraphicFramePr>
               <a:graphicFrameLocks xmlns:a="http://schemas.openxmlformats.org/drawingml/2006/main" noChangeAspect="1"/>
             </wp:cNvGraphicFramePr>
@@ -2070,7 +1981,7 @@
               <a:graphicData uri="http://schemas.openxmlformats.org/drawingml/2006/picture">
                 <pic:pic xmlns:pic="http://schemas.openxmlformats.org/drawingml/2006/picture">
                   <pic:nvPicPr>
-                    <pic:cNvPr id="1706064051" name="Picture 1" descr="A screenshot of a computer&#10;&#10;Description automatically generated"/>
+                    <pic:cNvPr id="488032110" name="Hình ảnh 1" descr="Ảnh có chứa văn bản, ảnh chụp màn hình, phần mềm, Phần mềm đa phương tiện&#10;&#10;Mô tả được tạo tự động"/>
                     <pic:cNvPicPr/>
                   </pic:nvPicPr>
                   <pic:blipFill>
@@ -2082,7 +1993,7 @@
                   <pic:spPr>
                     <a:xfrm>
                       <a:off x="0" y="0"/>
-                      <a:ext cx="5760085" cy="2962910"/>
+                      <a:ext cx="5760085" cy="3410585"/>
                     </a:xfrm>
                     <a:prstGeom prst="rect">
                       <a:avLst/>
@@ -2094,16 +2005,25 @@
           </wp:inline>
         </w:drawing>
       </w:r>
-      <w:r>
-        <w:rPr>
-          <w:rFonts w:asciiTheme="majorHAnsi" w:hAnsiTheme="majorHAnsi" w:cstheme="majorHAnsi"/>
+    </w:p>
+    <w:p>
+      <w:pPr>
+        <w:pStyle w:val="oancuaDanhsach"/>
+        <w:rPr>
+          <w:lang w:val="en-US"/>
+        </w:rPr>
+      </w:pPr>
+      <w:r>
+        <w:rPr>
           <w:noProof/>
-        </w:rPr>
+          <w:lang w:val="en-US"/>
+        </w:rPr>
+        <w:lastRenderedPageBreak/>
         <w:drawing>
-          <wp:inline distT="0" distB="0" distL="0" distR="0" wp14:anchorId="7DDF6449" wp14:editId="767BD7B3">
-            <wp:extent cx="5760085" cy="2947670"/>
+          <wp:inline distT="0" distB="0" distL="0" distR="0" wp14:anchorId="6B2D4536" wp14:editId="51DF4156">
+            <wp:extent cx="5760085" cy="2947035"/>
             <wp:effectExtent l="0" t="0" r="0" b="0"/>
-            <wp:docPr id="1564954908" name="Picture 1" descr="A screenshot of a computer&#10;&#10;Description automatically generated"/>
+            <wp:docPr id="2115739120" name="Hình ảnh 1" descr="Ảnh có chứa văn bản, ảnh chụp màn hình, phần mềm, Phần mềm đa phương tiện&#10;&#10;Mô tả được tạo tự động"/>
             <wp:cNvGraphicFramePr>
               <a:graphicFrameLocks xmlns:a="http://schemas.openxmlformats.org/drawingml/2006/main" noChangeAspect="1"/>
             </wp:cNvGraphicFramePr>
@@ -2111,7 +2031,7 @@
               <a:graphicData uri="http://schemas.openxmlformats.org/drawingml/2006/picture">
                 <pic:pic xmlns:pic="http://schemas.openxmlformats.org/drawingml/2006/picture">
                   <pic:nvPicPr>
-                    <pic:cNvPr id="1564954908" name="Picture 1" descr="A screenshot of a computer&#10;&#10;Description automatically generated"/>
+                    <pic:cNvPr id="2115739120" name="Hình ảnh 1" descr="Ảnh có chứa văn bản, ảnh chụp màn hình, phần mềm, Phần mềm đa phương tiện&#10;&#10;Mô tả được tạo tự động"/>
                     <pic:cNvPicPr/>
                   </pic:nvPicPr>
                   <pic:blipFill>
@@ -2123,7 +2043,7 @@
                   <pic:spPr>
                     <a:xfrm>
                       <a:off x="0" y="0"/>
-                      <a:ext cx="5760085" cy="2947670"/>
+                      <a:ext cx="5760085" cy="2947035"/>
                     </a:xfrm>
                     <a:prstGeom prst="rect">
                       <a:avLst/>
@@ -2138,23 +2058,22 @@
     </w:p>
     <w:p>
       <w:pPr>
-        <w:rPr>
-          <w:rFonts w:asciiTheme="majorHAnsi" w:hAnsiTheme="majorHAnsi" w:cstheme="majorHAnsi"/>
-          <w:lang w:val="en-US"/>
-        </w:rPr>
-      </w:pPr>
-      <w:r>
-        <w:rPr>
-          <w:rFonts w:asciiTheme="majorHAnsi" w:hAnsiTheme="majorHAnsi" w:cstheme="majorHAnsi"/>
+        <w:pStyle w:val="oancuaDanhsach"/>
+        <w:rPr>
+          <w:lang w:val="en-US"/>
+        </w:rPr>
+      </w:pPr>
+      <w:r>
+        <w:rPr>
           <w:noProof/>
           <w:lang w:val="en-US"/>
         </w:rPr>
         <w:lastRenderedPageBreak/>
         <w:drawing>
-          <wp:inline distT="0" distB="0" distL="0" distR="0" wp14:anchorId="08F9D4CA" wp14:editId="0F3A7018">
-            <wp:extent cx="5760085" cy="2703195"/>
+          <wp:inline distT="0" distB="0" distL="0" distR="0" wp14:anchorId="15886417" wp14:editId="0DD416A3">
+            <wp:extent cx="3715268" cy="8364117"/>
             <wp:effectExtent l="0" t="0" r="0" b="0"/>
-            <wp:docPr id="1843207475" name="Picture 1" descr="A screenshot of a computer&#10;&#10;Description automatically generated"/>
+            <wp:docPr id="1163057951" name="Hình ảnh 1" descr="Ảnh có chứa văn bản, ảnh chụp màn hình, phần mềm, Phần mềm đa phương tiện&#10;&#10;Mô tả được tạo tự động"/>
             <wp:cNvGraphicFramePr>
               <a:graphicFrameLocks xmlns:a="http://schemas.openxmlformats.org/drawingml/2006/main" noChangeAspect="1"/>
             </wp:cNvGraphicFramePr>
@@ -2162,7 +2081,7 @@
               <a:graphicData uri="http://schemas.openxmlformats.org/drawingml/2006/picture">
                 <pic:pic xmlns:pic="http://schemas.openxmlformats.org/drawingml/2006/picture">
                   <pic:nvPicPr>
-                    <pic:cNvPr id="1843207475" name="Picture 1" descr="A screenshot of a computer&#10;&#10;Description automatically generated"/>
+                    <pic:cNvPr id="1163057951" name="Hình ảnh 1" descr="Ảnh có chứa văn bản, ảnh chụp màn hình, phần mềm, Phần mềm đa phương tiện&#10;&#10;Mô tả được tạo tự động"/>
                     <pic:cNvPicPr/>
                   </pic:nvPicPr>
                   <pic:blipFill>
@@ -2174,7 +2093,7 @@
                   <pic:spPr>
                     <a:xfrm>
                       <a:off x="0" y="0"/>
-                      <a:ext cx="5760085" cy="2703195"/>
+                      <a:ext cx="3715268" cy="8364117"/>
                     </a:xfrm>
                     <a:prstGeom prst="rect">
                       <a:avLst/>
@@ -2186,17 +2105,25 @@
           </wp:inline>
         </w:drawing>
       </w:r>
-      <w:r>
-        <w:rPr>
-          <w:rFonts w:asciiTheme="majorHAnsi" w:hAnsiTheme="majorHAnsi" w:cstheme="majorHAnsi"/>
+    </w:p>
+    <w:p>
+      <w:pPr>
+        <w:pStyle w:val="oancuaDanhsach"/>
+        <w:rPr>
+          <w:lang w:val="en-US"/>
+        </w:rPr>
+      </w:pPr>
+      <w:r>
+        <w:rPr>
           <w:noProof/>
           <w:lang w:val="en-US"/>
         </w:rPr>
+        <w:lastRenderedPageBreak/>
         <w:drawing>
-          <wp:inline distT="0" distB="0" distL="0" distR="0" wp14:anchorId="28892763" wp14:editId="0FDC339B">
-            <wp:extent cx="5760085" cy="2750185"/>
-            <wp:effectExtent l="0" t="0" r="0" b="0"/>
-            <wp:docPr id="1170363698" name="Picture 1" descr="A screenshot of a computer&#10;&#10;Description automatically generated"/>
+          <wp:inline distT="0" distB="0" distL="0" distR="0" wp14:anchorId="2983F6E5" wp14:editId="46A3673D">
+            <wp:extent cx="3553321" cy="8116433"/>
+            <wp:effectExtent l="0" t="0" r="9525" b="0"/>
+            <wp:docPr id="530113498" name="Hình ảnh 1"/>
             <wp:cNvGraphicFramePr>
               <a:graphicFrameLocks xmlns:a="http://schemas.openxmlformats.org/drawingml/2006/main" noChangeAspect="1"/>
             </wp:cNvGraphicFramePr>
@@ -2204,7 +2131,7 @@
               <a:graphicData uri="http://schemas.openxmlformats.org/drawingml/2006/picture">
                 <pic:pic xmlns:pic="http://schemas.openxmlformats.org/drawingml/2006/picture">
                   <pic:nvPicPr>
-                    <pic:cNvPr id="1170363698" name="Picture 1" descr="A screenshot of a computer&#10;&#10;Description automatically generated"/>
+                    <pic:cNvPr id="530113498" name=""/>
                     <pic:cNvPicPr/>
                   </pic:nvPicPr>
                   <pic:blipFill>
@@ -2216,7 +2143,7 @@
                   <pic:spPr>
                     <a:xfrm>
                       <a:off x="0" y="0"/>
-                      <a:ext cx="5760085" cy="2750185"/>
+                      <a:ext cx="3553321" cy="8116433"/>
                     </a:xfrm>
                     <a:prstGeom prst="rect">
                       <a:avLst/>
@@ -2231,148 +2158,22 @@
     </w:p>
     <w:p>
       <w:pPr>
-        <w:rPr>
-          <w:rFonts w:asciiTheme="majorHAnsi" w:hAnsiTheme="majorHAnsi" w:cstheme="majorHAnsi"/>
-        </w:rPr>
-      </w:pPr>
-    </w:p>
-    <w:p>
-      <w:pPr>
-        <w:rPr>
-          <w:rFonts w:asciiTheme="majorHAnsi" w:hAnsiTheme="majorHAnsi" w:cstheme="majorHAnsi"/>
-          <w:lang w:val="en-US"/>
-        </w:rPr>
-      </w:pPr>
-    </w:p>
-    <w:p>
-      <w:pPr>
-        <w:rPr>
-          <w:rFonts w:asciiTheme="majorHAnsi" w:hAnsiTheme="majorHAnsi" w:cstheme="majorHAnsi"/>
-          <w:lang w:val="en-US"/>
-        </w:rPr>
-      </w:pPr>
-    </w:p>
-    <w:p>
-      <w:pPr>
-        <w:rPr>
-          <w:rFonts w:asciiTheme="majorHAnsi" w:hAnsiTheme="majorHAnsi" w:cstheme="majorHAnsi"/>
-          <w:lang w:val="en-US"/>
-        </w:rPr>
-      </w:pPr>
-    </w:p>
-    <w:p>
-      <w:pPr>
-        <w:rPr>
-          <w:rFonts w:asciiTheme="majorHAnsi" w:hAnsiTheme="majorHAnsi" w:cstheme="majorHAnsi"/>
-          <w:lang w:val="en-US"/>
-        </w:rPr>
-      </w:pPr>
-    </w:p>
-    <w:p>
-      <w:pPr>
-        <w:rPr>
-          <w:rFonts w:asciiTheme="majorHAnsi" w:hAnsiTheme="majorHAnsi" w:cstheme="majorHAnsi"/>
-          <w:lang w:val="en-US"/>
-        </w:rPr>
-      </w:pPr>
-    </w:p>
-    <w:p>
-      <w:pPr>
-        <w:rPr>
-          <w:rFonts w:asciiTheme="majorHAnsi" w:hAnsiTheme="majorHAnsi" w:cstheme="majorHAnsi"/>
-          <w:lang w:val="en-US"/>
-        </w:rPr>
-      </w:pPr>
-    </w:p>
-    <w:p>
-      <w:pPr>
-        <w:rPr>
-          <w:rFonts w:asciiTheme="majorHAnsi" w:hAnsiTheme="majorHAnsi" w:cstheme="majorHAnsi"/>
-          <w:lang w:val="en-US"/>
-        </w:rPr>
-      </w:pPr>
-    </w:p>
-    <w:p>
-      <w:pPr>
-        <w:rPr>
-          <w:rFonts w:asciiTheme="majorHAnsi" w:hAnsiTheme="majorHAnsi" w:cstheme="majorHAnsi"/>
-          <w:lang w:val="en-US"/>
-        </w:rPr>
-      </w:pPr>
-    </w:p>
-    <w:p>
-      <w:pPr>
-        <w:rPr>
-          <w:rFonts w:asciiTheme="majorHAnsi" w:hAnsiTheme="majorHAnsi" w:cstheme="majorHAnsi"/>
-          <w:lang w:val="en-US"/>
-        </w:rPr>
-      </w:pPr>
-    </w:p>
-    <w:p>
-      <w:pPr>
-        <w:rPr>
-          <w:rFonts w:asciiTheme="majorHAnsi" w:hAnsiTheme="majorHAnsi" w:cstheme="majorHAnsi"/>
-          <w:lang w:val="en-US"/>
-        </w:rPr>
-      </w:pPr>
-    </w:p>
-    <w:p>
-      <w:pPr>
-        <w:pStyle w:val="Heading1"/>
-        <w:rPr>
-          <w:lang w:val="en-US"/>
-        </w:rPr>
-      </w:pPr>
-      <w:bookmarkStart w:id="5" w:name="_Toc179214065"/>
-      <w:r>
-        <w:rPr>
+        <w:pStyle w:val="oancuaDanhsach"/>
+        <w:rPr>
+          <w:lang w:val="en-US"/>
+        </w:rPr>
+      </w:pPr>
+      <w:r>
+        <w:rPr>
+          <w:noProof/>
           <w:lang w:val="en-US"/>
         </w:rPr>
         <w:lastRenderedPageBreak/>
-        <w:t xml:space="preserve">2. </w:t>
-      </w:r>
-      <w:r>
-        <w:rPr>
-          <w:lang w:val="en-US"/>
-        </w:rPr>
-        <w:t>Cấu trúc dữ liệu bảng</w:t>
-      </w:r>
-      <w:bookmarkEnd w:id="5"/>
-    </w:p>
-    <w:p>
-      <w:pPr>
-        <w:pStyle w:val="ListParagraph"/>
-        <w:numPr>
-          <w:ilvl w:val="0"/>
-          <w:numId w:val="3"/>
-        </w:numPr>
-        <w:rPr>
-          <w:lang w:val="en-US"/>
-        </w:rPr>
-      </w:pPr>
-      <w:r>
-        <w:rPr>
-          <w:lang w:val="en-US"/>
-        </w:rPr>
-        <w:t>Code</w:t>
-      </w:r>
-    </w:p>
-    <w:p>
-      <w:pPr>
-        <w:rPr>
-          <w:lang w:val="en-US"/>
-        </w:rPr>
-      </w:pPr>
-      <w:r>
-        <w:rPr>
-          <w:noProof/>
-          <w:lang w:val="en-US"/>
-        </w:rPr>
         <w:drawing>
-          <wp:inline distT="0" distB="0" distL="0" distR="0" wp14:anchorId="2B654B26" wp14:editId="789FF9AA">
-            <wp:extent cx="5760085" cy="3103245"/>
-            <wp:effectExtent l="0" t="0" r="0" b="0"/>
-            <wp:docPr id="1469464243" name="Picture 1" descr="A screenshot of a computer program&#10;&#10;Description automatically generated"/>
+          <wp:inline distT="0" distB="0" distL="0" distR="0" wp14:anchorId="0A336629" wp14:editId="4C9B3173">
+            <wp:extent cx="2810267" cy="3705742"/>
+            <wp:effectExtent l="0" t="0" r="9525" b="9525"/>
+            <wp:docPr id="957196351" name="Hình ảnh 1" descr="Ảnh có chứa văn bản, ảnh chụp màn hình, Phông chữ&#10;&#10;Mô tả được tạo tự động"/>
             <wp:cNvGraphicFramePr>
               <a:graphicFrameLocks xmlns:a="http://schemas.openxmlformats.org/drawingml/2006/main" noChangeAspect="1"/>
             </wp:cNvGraphicFramePr>
@@ -2380,7 +2181,7 @@
               <a:graphicData uri="http://schemas.openxmlformats.org/drawingml/2006/picture">
                 <pic:pic xmlns:pic="http://schemas.openxmlformats.org/drawingml/2006/picture">
                   <pic:nvPicPr>
-                    <pic:cNvPr id="1469464243" name="Picture 1" descr="A screenshot of a computer program&#10;&#10;Description automatically generated"/>
+                    <pic:cNvPr id="957196351" name="Hình ảnh 1" descr="Ảnh có chứa văn bản, ảnh chụp màn hình, Phông chữ&#10;&#10;Mô tả được tạo tự động"/>
                     <pic:cNvPicPr/>
                   </pic:nvPicPr>
                   <pic:blipFill>
@@ -2392,7 +2193,7 @@
                   <pic:spPr>
                     <a:xfrm>
                       <a:off x="0" y="0"/>
-                      <a:ext cx="5760085" cy="3103245"/>
+                      <a:ext cx="2810267" cy="3705742"/>
                     </a:xfrm>
                     <a:prstGeom prst="rect">
                       <a:avLst/>
@@ -2404,16 +2205,41 @@
           </wp:inline>
         </w:drawing>
       </w:r>
+    </w:p>
+    <w:p>
+      <w:pPr>
+        <w:pStyle w:val="oancuaDanhsach"/>
+        <w:numPr>
+          <w:ilvl w:val="0"/>
+          <w:numId w:val="5"/>
+        </w:numPr>
+        <w:rPr>
+          <w:lang w:val="en-US"/>
+        </w:rPr>
+      </w:pPr>
+      <w:r>
+        <w:rPr>
+          <w:lang w:val="en-US"/>
+        </w:rPr>
+        <w:t>Kết quả</w:t>
+      </w:r>
+    </w:p>
+    <w:p>
+      <w:pPr>
+        <w:pStyle w:val="oancuaDanhsach"/>
+        <w:rPr>
+          <w:lang w:val="en-US"/>
+        </w:rPr>
+      </w:pPr>
       <w:r>
         <w:rPr>
           <w:noProof/>
-          <w:lang w:val="en-US"/>
         </w:rPr>
         <w:drawing>
-          <wp:inline distT="0" distB="0" distL="0" distR="0" wp14:anchorId="11750352" wp14:editId="0C8B87F6">
-            <wp:extent cx="5760085" cy="2938780"/>
+          <wp:inline distT="0" distB="0" distL="0" distR="0" wp14:anchorId="19EF6DE1" wp14:editId="1DD7708F">
+            <wp:extent cx="5760085" cy="3239770"/>
             <wp:effectExtent l="0" t="0" r="0" b="0"/>
-            <wp:docPr id="678264014" name="Picture 1" descr="A screen shot of a computer&#10;&#10;Description automatically generated"/>
+            <wp:docPr id="865292757" name="Hình ảnh 1"/>
             <wp:cNvGraphicFramePr>
               <a:graphicFrameLocks xmlns:a="http://schemas.openxmlformats.org/drawingml/2006/main" noChangeAspect="1"/>
             </wp:cNvGraphicFramePr>
@@ -2421,7 +2247,7 @@
               <a:graphicData uri="http://schemas.openxmlformats.org/drawingml/2006/picture">
                 <pic:pic xmlns:pic="http://schemas.openxmlformats.org/drawingml/2006/picture">
                   <pic:nvPicPr>
-                    <pic:cNvPr id="678264014" name="Picture 1" descr="A screen shot of a computer&#10;&#10;Description automatically generated"/>
+                    <pic:cNvPr id="865292757" name=""/>
                     <pic:cNvPicPr/>
                   </pic:nvPicPr>
                   <pic:blipFill>
@@ -2433,7 +2259,7 @@
                   <pic:spPr>
                     <a:xfrm>
                       <a:off x="0" y="0"/>
-                      <a:ext cx="5760085" cy="2938780"/>
+                      <a:ext cx="5760085" cy="3239770"/>
                     </a:xfrm>
                     <a:prstGeom prst="rect">
                       <a:avLst/>
@@ -2448,6 +2274,126 @@
     </w:p>
     <w:p>
       <w:pPr>
+        <w:pStyle w:val="oancuaDanhsach"/>
+        <w:rPr>
+          <w:lang w:val="en-US"/>
+        </w:rPr>
+      </w:pPr>
+    </w:p>
+    <w:p>
+      <w:pPr>
+        <w:pStyle w:val="oancuaDanhsach"/>
+        <w:rPr>
+          <w:lang w:val="en-US"/>
+        </w:rPr>
+      </w:pPr>
+    </w:p>
+    <w:p>
+      <w:pPr>
+        <w:pStyle w:val="oancuaDanhsach"/>
+        <w:rPr>
+          <w:lang w:val="en-US"/>
+        </w:rPr>
+      </w:pPr>
+    </w:p>
+    <w:p>
+      <w:pPr>
+        <w:pStyle w:val="oancuaDanhsach"/>
+        <w:rPr>
+          <w:lang w:val="en-US"/>
+        </w:rPr>
+      </w:pPr>
+    </w:p>
+    <w:p>
+      <w:pPr>
+        <w:pStyle w:val="oancuaDanhsach"/>
+        <w:rPr>
+          <w:lang w:val="en-US"/>
+        </w:rPr>
+      </w:pPr>
+    </w:p>
+    <w:p>
+      <w:pPr>
+        <w:pStyle w:val="oancuaDanhsach"/>
+        <w:rPr>
+          <w:lang w:val="en-US"/>
+        </w:rPr>
+      </w:pPr>
+    </w:p>
+    <w:p>
+      <w:pPr>
+        <w:pStyle w:val="oancuaDanhsach"/>
+        <w:rPr>
+          <w:lang w:val="en-US"/>
+        </w:rPr>
+      </w:pPr>
+    </w:p>
+    <w:p>
+      <w:pPr>
+        <w:pStyle w:val="u1"/>
+        <w:rPr>
+          <w:b/>
+          <w:bCs/>
+          <w:lang w:val="en-US"/>
+        </w:rPr>
+      </w:pPr>
+      <w:bookmarkStart w:id="4" w:name="_Toc179358120"/>
+      <w:r>
+        <w:rPr>
+          <w:b/>
+          <w:bCs/>
+          <w:lang w:val="en-US"/>
+        </w:rPr>
+        <w:lastRenderedPageBreak/>
+        <w:t xml:space="preserve">Bài </w:t>
+      </w:r>
+      <w:r>
+        <w:rPr>
+          <w:b/>
+          <w:bCs/>
+          <w:lang w:val="en-US"/>
+        </w:rPr>
+        <w:t>2</w:t>
+      </w:r>
+      <w:r>
+        <w:rPr>
+          <w:b/>
+          <w:bCs/>
+          <w:lang w:val="en-US"/>
+        </w:rPr>
+        <w:t xml:space="preserve">: </w:t>
+      </w:r>
+      <w:r>
+        <w:rPr>
+          <w:b/>
+          <w:bCs/>
+          <w:lang w:val="en-US"/>
+        </w:rPr>
+        <w:t>Workouts, Fruits and Vegetables</w:t>
+      </w:r>
+      <w:bookmarkEnd w:id="4"/>
+    </w:p>
+    <w:p>
+      <w:pPr>
+        <w:pStyle w:val="oancuaDanhsach"/>
+        <w:numPr>
+          <w:ilvl w:val="0"/>
+          <w:numId w:val="4"/>
+        </w:numPr>
+        <w:rPr>
+          <w:lang w:val="en-US"/>
+        </w:rPr>
+      </w:pPr>
+      <w:r>
+        <w:rPr>
+          <w:lang w:val="en-US"/>
+        </w:rPr>
+        <w:t>Cấu trúc các folder/file của dự án</w:t>
+      </w:r>
+    </w:p>
+    <w:p>
+      <w:pPr>
+        <w:pStyle w:val="oancuaDanhsach"/>
         <w:rPr>
           <w:lang w:val="en-US"/>
         </w:rPr>
@@ -2455,14 +2401,12 @@
       <w:r>
         <w:rPr>
           <w:noProof/>
-          <w:lang w:val="en-US"/>
-        </w:rPr>
-        <w:lastRenderedPageBreak/>
+        </w:rPr>
         <w:drawing>
-          <wp:inline distT="0" distB="0" distL="0" distR="0" wp14:anchorId="6147433B" wp14:editId="6E5979BB">
-            <wp:extent cx="5760085" cy="2735580"/>
+          <wp:inline distT="0" distB="0" distL="0" distR="0" wp14:anchorId="26B59C31" wp14:editId="7ECC1ED2">
+            <wp:extent cx="3771900" cy="5136969"/>
             <wp:effectExtent l="0" t="0" r="0" b="0"/>
-            <wp:docPr id="953532774" name="Picture 1" descr="A screen shot of a computer program&#10;&#10;Description automatically generated"/>
+            <wp:docPr id="1424603450" name="Hình ảnh 1"/>
             <wp:cNvGraphicFramePr>
               <a:graphicFrameLocks xmlns:a="http://schemas.openxmlformats.org/drawingml/2006/main" noChangeAspect="1"/>
             </wp:cNvGraphicFramePr>
@@ -2470,7 +2414,7 @@
               <a:graphicData uri="http://schemas.openxmlformats.org/drawingml/2006/picture">
                 <pic:pic xmlns:pic="http://schemas.openxmlformats.org/drawingml/2006/picture">
                   <pic:nvPicPr>
-                    <pic:cNvPr id="953532774" name="Picture 1" descr="A screen shot of a computer program&#10;&#10;Description automatically generated"/>
+                    <pic:cNvPr id="1424603450" name=""/>
                     <pic:cNvPicPr/>
                   </pic:nvPicPr>
                   <pic:blipFill>
@@ -2482,7 +2426,7 @@
                   <pic:spPr>
                     <a:xfrm>
                       <a:off x="0" y="0"/>
-                      <a:ext cx="5760085" cy="2735580"/>
+                      <a:ext cx="3777244" cy="5144247"/>
                     </a:xfrm>
                     <a:prstGeom prst="rect">
                       <a:avLst/>
@@ -2494,16 +2438,198 @@
           </wp:inline>
         </w:drawing>
       </w:r>
+    </w:p>
+    <w:p>
+      <w:pPr>
+        <w:pStyle w:val="oancuaDanhsach"/>
+        <w:rPr>
+          <w:lang w:val="en-US"/>
+        </w:rPr>
+      </w:pPr>
+    </w:p>
+    <w:p>
+      <w:pPr>
+        <w:pStyle w:val="oancuaDanhsach"/>
+        <w:rPr>
+          <w:lang w:val="en-US"/>
+        </w:rPr>
+      </w:pPr>
+    </w:p>
+    <w:p>
+      <w:pPr>
+        <w:pStyle w:val="oancuaDanhsach"/>
+        <w:rPr>
+          <w:lang w:val="en-US"/>
+        </w:rPr>
+      </w:pPr>
+    </w:p>
+    <w:p>
+      <w:pPr>
+        <w:pStyle w:val="oancuaDanhsach"/>
+        <w:rPr>
+          <w:lang w:val="en-US"/>
+        </w:rPr>
+      </w:pPr>
+    </w:p>
+    <w:p>
+      <w:pPr>
+        <w:pStyle w:val="oancuaDanhsach"/>
+        <w:rPr>
+          <w:lang w:val="en-US"/>
+        </w:rPr>
+      </w:pPr>
+    </w:p>
+    <w:p>
+      <w:pPr>
+        <w:pStyle w:val="oancuaDanhsach"/>
+        <w:rPr>
+          <w:lang w:val="en-US"/>
+        </w:rPr>
+      </w:pPr>
+    </w:p>
+    <w:p>
+      <w:pPr>
+        <w:pStyle w:val="oancuaDanhsach"/>
+        <w:rPr>
+          <w:lang w:val="en-US"/>
+        </w:rPr>
+      </w:pPr>
+    </w:p>
+    <w:p>
+      <w:pPr>
+        <w:pStyle w:val="oancuaDanhsach"/>
+        <w:rPr>
+          <w:lang w:val="en-US"/>
+        </w:rPr>
+      </w:pPr>
+    </w:p>
+    <w:p>
+      <w:pPr>
+        <w:pStyle w:val="oancuaDanhsach"/>
+        <w:rPr>
+          <w:lang w:val="en-US"/>
+        </w:rPr>
+      </w:pPr>
+    </w:p>
+    <w:p>
+      <w:pPr>
+        <w:pStyle w:val="oancuaDanhsach"/>
+        <w:rPr>
+          <w:lang w:val="en-US"/>
+        </w:rPr>
+      </w:pPr>
+    </w:p>
+    <w:p>
+      <w:pPr>
+        <w:pStyle w:val="oancuaDanhsach"/>
+        <w:rPr>
+          <w:lang w:val="en-US"/>
+        </w:rPr>
+      </w:pPr>
+    </w:p>
+    <w:p>
+      <w:pPr>
+        <w:pStyle w:val="oancuaDanhsach"/>
+        <w:rPr>
+          <w:lang w:val="en-US"/>
+        </w:rPr>
+      </w:pPr>
+    </w:p>
+    <w:p>
+      <w:pPr>
+        <w:pStyle w:val="oancuaDanhsach"/>
+        <w:rPr>
+          <w:lang w:val="en-US"/>
+        </w:rPr>
+      </w:pPr>
+    </w:p>
+    <w:p>
+      <w:pPr>
+        <w:pStyle w:val="oancuaDanhsach"/>
+        <w:rPr>
+          <w:lang w:val="en-US"/>
+        </w:rPr>
+      </w:pPr>
+    </w:p>
+    <w:p>
+      <w:pPr>
+        <w:pStyle w:val="oancuaDanhsach"/>
+        <w:rPr>
+          <w:lang w:val="en-US"/>
+        </w:rPr>
+      </w:pPr>
+    </w:p>
+    <w:p>
+      <w:pPr>
+        <w:pStyle w:val="oancuaDanhsach"/>
+        <w:rPr>
+          <w:lang w:val="en-US"/>
+        </w:rPr>
+      </w:pPr>
+    </w:p>
+    <w:p>
+      <w:pPr>
+        <w:pStyle w:val="oancuaDanhsach"/>
+        <w:ind w:left="0"/>
+        <w:jc w:val="both"/>
+        <w:rPr>
+          <w:lang w:val="en-US"/>
+        </w:rPr>
+      </w:pPr>
+    </w:p>
+    <w:p>
+      <w:pPr>
+        <w:pStyle w:val="oancuaDanhsach"/>
+        <w:numPr>
+          <w:ilvl w:val="0"/>
+          <w:numId w:val="4"/>
+        </w:numPr>
+        <w:jc w:val="both"/>
+        <w:rPr>
+          <w:lang w:val="en-US"/>
+        </w:rPr>
+      </w:pPr>
+      <w:r>
+        <w:rPr>
+          <w:lang w:val="en-US"/>
+        </w:rPr>
+        <w:lastRenderedPageBreak/>
+        <w:t>Nội dung code</w:t>
+      </w:r>
+    </w:p>
+    <w:p>
+      <w:pPr>
+        <w:pStyle w:val="oancuaDanhsach"/>
+        <w:jc w:val="both"/>
+        <w:rPr>
+          <w:lang w:val="en-US"/>
+        </w:rPr>
+      </w:pPr>
+      <w:r>
+        <w:rPr>
+          <w:lang w:val="en-US"/>
+        </w:rPr>
+        <w:t>- File data.js</w:t>
+      </w:r>
+    </w:p>
+    <w:p>
+      <w:pPr>
+        <w:ind w:left="720"/>
+        <w:jc w:val="both"/>
+        <w:rPr>
+          <w:lang w:val="en-US"/>
+        </w:rPr>
+      </w:pPr>
       <w:r>
         <w:rPr>
           <w:noProof/>
           <w:lang w:val="en-US"/>
         </w:rPr>
         <w:drawing>
-          <wp:inline distT="0" distB="0" distL="0" distR="0" wp14:anchorId="7FED6715" wp14:editId="0AA205B4">
-            <wp:extent cx="5760085" cy="2632075"/>
+          <wp:inline distT="0" distB="0" distL="0" distR="0" wp14:anchorId="63D480B7" wp14:editId="214E673E">
+            <wp:extent cx="5760085" cy="4719955"/>
             <wp:effectExtent l="0" t="0" r="0" b="0"/>
-            <wp:docPr id="1766662705" name="Picture 1" descr="A screenshot of a computer program&#10;&#10;Description automatically generated"/>
+            <wp:docPr id="229037014" name="Hình ảnh 1"/>
             <wp:cNvGraphicFramePr>
               <a:graphicFrameLocks xmlns:a="http://schemas.openxmlformats.org/drawingml/2006/main" noChangeAspect="1"/>
             </wp:cNvGraphicFramePr>
@@ -2511,7 +2637,7 @@
               <a:graphicData uri="http://schemas.openxmlformats.org/drawingml/2006/picture">
                 <pic:pic xmlns:pic="http://schemas.openxmlformats.org/drawingml/2006/picture">
                   <pic:nvPicPr>
-                    <pic:cNvPr id="1766662705" name="Picture 1" descr="A screenshot of a computer program&#10;&#10;Description automatically generated"/>
+                    <pic:cNvPr id="229037014" name=""/>
                     <pic:cNvPicPr/>
                   </pic:nvPicPr>
                   <pic:blipFill>
@@ -2523,7 +2649,7 @@
                   <pic:spPr>
                     <a:xfrm>
                       <a:off x="0" y="0"/>
-                      <a:ext cx="5760085" cy="2632075"/>
+                      <a:ext cx="5760085" cy="4719955"/>
                     </a:xfrm>
                     <a:prstGeom prst="rect">
                       <a:avLst/>
@@ -2538,6 +2664,23 @@
     </w:p>
     <w:p>
       <w:pPr>
+        <w:jc w:val="both"/>
+        <w:rPr>
+          <w:lang w:val="en-US"/>
+        </w:rPr>
+      </w:pPr>
+      <w:r>
+        <w:rPr>
+          <w:lang w:val="en-US"/>
+        </w:rPr>
+        <w:tab/>
+        <w:t>- File App.js</w:t>
+      </w:r>
+    </w:p>
+    <w:p>
+      <w:pPr>
+        <w:ind w:left="360"/>
+        <w:jc w:val="both"/>
         <w:rPr>
           <w:lang w:val="en-US"/>
         </w:rPr>
@@ -2548,10 +2691,10 @@
           <w:lang w:val="en-US"/>
         </w:rPr>
         <w:drawing>
-          <wp:inline distT="0" distB="0" distL="0" distR="0" wp14:anchorId="0A78300F" wp14:editId="16667232">
-            <wp:extent cx="5760085" cy="2820670"/>
+          <wp:inline distT="0" distB="0" distL="0" distR="0" wp14:anchorId="09483C2A" wp14:editId="5C401A22">
+            <wp:extent cx="5760085" cy="2189480"/>
             <wp:effectExtent l="0" t="0" r="0" b="0"/>
-            <wp:docPr id="346368842" name="Picture 1" descr="A screenshot of a computer&#10;&#10;Description automatically generated"/>
+            <wp:docPr id="1811644327" name="Hình ảnh 1" descr="Ảnh có chứa văn bản, ảnh chụp màn hình, phần mềm, Phần mềm đa phương tiện&#10;&#10;Mô tả được tạo tự động"/>
             <wp:cNvGraphicFramePr>
               <a:graphicFrameLocks xmlns:a="http://schemas.openxmlformats.org/drawingml/2006/main" noChangeAspect="1"/>
             </wp:cNvGraphicFramePr>
@@ -2559,7 +2702,7 @@
               <a:graphicData uri="http://schemas.openxmlformats.org/drawingml/2006/picture">
                 <pic:pic xmlns:pic="http://schemas.openxmlformats.org/drawingml/2006/picture">
                   <pic:nvPicPr>
-                    <pic:cNvPr id="346368842" name="Picture 1" descr="A screenshot of a computer&#10;&#10;Description automatically generated"/>
+                    <pic:cNvPr id="1811644327" name="Hình ảnh 1" descr="Ảnh có chứa văn bản, ảnh chụp màn hình, phần mềm, Phần mềm đa phương tiện&#10;&#10;Mô tả được tạo tự động"/>
                     <pic:cNvPicPr/>
                   </pic:nvPicPr>
                   <pic:blipFill>
@@ -2571,7 +2714,7 @@
                   <pic:spPr>
                     <a:xfrm>
                       <a:off x="0" y="0"/>
-                      <a:ext cx="5760085" cy="2820670"/>
+                      <a:ext cx="5760085" cy="2189480"/>
                     </a:xfrm>
                     <a:prstGeom prst="rect">
                       <a:avLst/>
@@ -2586,6 +2729,8 @@
     </w:p>
     <w:p>
       <w:pPr>
+        <w:ind w:left="360"/>
+        <w:jc w:val="both"/>
         <w:rPr>
           <w:lang w:val="en-US"/>
         </w:rPr>
@@ -2597,10 +2742,10 @@
         </w:rPr>
         <w:lastRenderedPageBreak/>
         <w:drawing>
-          <wp:inline distT="0" distB="0" distL="0" distR="0" wp14:anchorId="147E0C20" wp14:editId="249AF1F4">
-            <wp:extent cx="5760085" cy="2141220"/>
+          <wp:inline distT="0" distB="0" distL="0" distR="0" wp14:anchorId="2306FF3C" wp14:editId="70786000">
+            <wp:extent cx="5760085" cy="5017135"/>
             <wp:effectExtent l="0" t="0" r="0" b="0"/>
-            <wp:docPr id="671009809" name="Picture 1" descr="A screenshot of a computer program&#10;&#10;Description automatically generated"/>
+            <wp:docPr id="695749817" name="Hình ảnh 1" descr="Ảnh có chứa văn bản, ảnh chụp màn hình, phần mềm&#10;&#10;Mô tả được tạo tự động"/>
             <wp:cNvGraphicFramePr>
               <a:graphicFrameLocks xmlns:a="http://schemas.openxmlformats.org/drawingml/2006/main" noChangeAspect="1"/>
             </wp:cNvGraphicFramePr>
@@ -2608,7 +2753,7 @@
               <a:graphicData uri="http://schemas.openxmlformats.org/drawingml/2006/picture">
                 <pic:pic xmlns:pic="http://schemas.openxmlformats.org/drawingml/2006/picture">
                   <pic:nvPicPr>
-                    <pic:cNvPr id="671009809" name="Picture 1" descr="A screenshot of a computer program&#10;&#10;Description automatically generated"/>
+                    <pic:cNvPr id="695749817" name="Hình ảnh 1" descr="Ảnh có chứa văn bản, ảnh chụp màn hình, phần mềm&#10;&#10;Mô tả được tạo tự động"/>
                     <pic:cNvPicPr/>
                   </pic:nvPicPr>
                   <pic:blipFill>
@@ -2620,7 +2765,7 @@
                   <pic:spPr>
                     <a:xfrm>
                       <a:off x="0" y="0"/>
-                      <a:ext cx="5760085" cy="2141220"/>
+                      <a:ext cx="5760085" cy="5017135"/>
                     </a:xfrm>
                     <a:prstGeom prst="rect">
                       <a:avLst/>
@@ -2635,19 +2780,8 @@
     </w:p>
     <w:p>
       <w:pPr>
-        <w:rPr>
-          <w:lang w:val="en-US"/>
-        </w:rPr>
-      </w:pPr>
-      <w:r>
-        <w:rPr>
-          <w:lang w:val="en-US"/>
-        </w:rPr>
-        <w:t>* File CSS:</w:t>
-      </w:r>
-    </w:p>
-    <w:p>
-      <w:pPr>
+        <w:ind w:left="360"/>
+        <w:jc w:val="both"/>
         <w:rPr>
           <w:lang w:val="en-US"/>
         </w:rPr>
@@ -2657,11 +2791,12 @@
           <w:noProof/>
           <w:lang w:val="en-US"/>
         </w:rPr>
+        <w:lastRenderedPageBreak/>
         <w:drawing>
-          <wp:inline distT="0" distB="0" distL="0" distR="0" wp14:anchorId="0122E254" wp14:editId="62390E3B">
-            <wp:extent cx="4509654" cy="5655089"/>
+          <wp:inline distT="0" distB="0" distL="0" distR="0" wp14:anchorId="786BCE86" wp14:editId="741DA0AB">
+            <wp:extent cx="5760085" cy="5455285"/>
             <wp:effectExtent l="0" t="0" r="0" b="0"/>
-            <wp:docPr id="31338884" name="Picture 1" descr="A screenshot of a computer program&#10;&#10;Description automatically generated"/>
+            <wp:docPr id="2090084722" name="Hình ảnh 1" descr="Ảnh có chứa văn bản, ảnh chụp màn hình&#10;&#10;Mô tả được tạo tự động"/>
             <wp:cNvGraphicFramePr>
               <a:graphicFrameLocks xmlns:a="http://schemas.openxmlformats.org/drawingml/2006/main" noChangeAspect="1"/>
             </wp:cNvGraphicFramePr>
@@ -2669,7 +2804,7 @@
               <a:graphicData uri="http://schemas.openxmlformats.org/drawingml/2006/picture">
                 <pic:pic xmlns:pic="http://schemas.openxmlformats.org/drawingml/2006/picture">
                   <pic:nvPicPr>
-                    <pic:cNvPr id="31338884" name="Picture 1" descr="A screenshot of a computer program&#10;&#10;Description automatically generated"/>
+                    <pic:cNvPr id="2090084722" name="Hình ảnh 1" descr="Ảnh có chứa văn bản, ảnh chụp màn hình&#10;&#10;Mô tả được tạo tự động"/>
                     <pic:cNvPicPr/>
                   </pic:nvPicPr>
                   <pic:blipFill>
@@ -2681,7 +2816,7 @@
                   <pic:spPr>
                     <a:xfrm>
                       <a:off x="0" y="0"/>
-                      <a:ext cx="4510450" cy="5656087"/>
+                      <a:ext cx="5760085" cy="5455285"/>
                     </a:xfrm>
                     <a:prstGeom prst="rect">
                       <a:avLst/>
@@ -2696,46 +2831,8 @@
     </w:p>
     <w:p>
       <w:pPr>
-        <w:rPr>
-          <w:lang w:val="en-US"/>
-        </w:rPr>
-      </w:pPr>
-    </w:p>
-    <w:p>
-      <w:pPr>
-        <w:rPr>
-          <w:lang w:val="en-US"/>
-        </w:rPr>
-      </w:pPr>
-    </w:p>
-    <w:p>
-      <w:pPr>
-        <w:rPr>
-          <w:lang w:val="en-US"/>
-        </w:rPr>
-      </w:pPr>
-    </w:p>
-    <w:p>
-      <w:pPr>
-        <w:pStyle w:val="ListParagraph"/>
-        <w:numPr>
-          <w:ilvl w:val="0"/>
-          <w:numId w:val="3"/>
-        </w:numPr>
-        <w:rPr>
-          <w:lang w:val="en-US"/>
-        </w:rPr>
-      </w:pPr>
-      <w:r>
-        <w:rPr>
-          <w:lang w:val="en-US"/>
-        </w:rPr>
-        <w:lastRenderedPageBreak/>
-        <w:t>Kết quả</w:t>
-      </w:r>
-    </w:p>
-    <w:p>
-      <w:pPr>
+        <w:ind w:left="360"/>
+        <w:jc w:val="both"/>
         <w:rPr>
           <w:lang w:val="en-US"/>
         </w:rPr>
@@ -2746,10 +2843,10 @@
           <w:lang w:val="en-US"/>
         </w:rPr>
         <w:drawing>
-          <wp:inline distT="0" distB="0" distL="0" distR="0" wp14:anchorId="60B0A078" wp14:editId="054485DF">
-            <wp:extent cx="5760085" cy="2953385"/>
+          <wp:inline distT="0" distB="0" distL="0" distR="0" wp14:anchorId="000C4F2B" wp14:editId="53C13AFE">
+            <wp:extent cx="5760085" cy="1950085"/>
             <wp:effectExtent l="0" t="0" r="0" b="0"/>
-            <wp:docPr id="1768359715" name="Picture 1" descr="A screenshot of a computer&#10;&#10;Description automatically generated"/>
+            <wp:docPr id="1726369508" name="Hình ảnh 1" descr="Ảnh có chứa văn bản, ảnh chụp màn hình, phần mềm, Phông chữ&#10;&#10;Mô tả được tạo tự động"/>
             <wp:cNvGraphicFramePr>
               <a:graphicFrameLocks xmlns:a="http://schemas.openxmlformats.org/drawingml/2006/main" noChangeAspect="1"/>
             </wp:cNvGraphicFramePr>
@@ -2757,7 +2854,7 @@
               <a:graphicData uri="http://schemas.openxmlformats.org/drawingml/2006/picture">
                 <pic:pic xmlns:pic="http://schemas.openxmlformats.org/drawingml/2006/picture">
                   <pic:nvPicPr>
-                    <pic:cNvPr id="1768359715" name="Picture 1" descr="A screenshot of a computer&#10;&#10;Description automatically generated"/>
+                    <pic:cNvPr id="1726369508" name="Hình ảnh 1" descr="Ảnh có chứa văn bản, ảnh chụp màn hình, phần mềm, Phông chữ&#10;&#10;Mô tả được tạo tự động"/>
                     <pic:cNvPicPr/>
                   </pic:nvPicPr>
                   <pic:blipFill>
@@ -2769,7 +2866,7 @@
                   <pic:spPr>
                     <a:xfrm>
                       <a:off x="0" y="0"/>
-                      <a:ext cx="5760085" cy="2953385"/>
+                      <a:ext cx="5760085" cy="1950085"/>
                     </a:xfrm>
                     <a:prstGeom prst="rect">
                       <a:avLst/>
@@ -2784,35 +2881,274 @@
     </w:p>
     <w:p>
       <w:pPr>
-        <w:rPr>
-          <w:lang w:val="en-US"/>
-        </w:rPr>
-      </w:pPr>
-    </w:p>
-    <w:p>
-      <w:pPr>
-        <w:rPr>
-          <w:lang w:val="en-US"/>
-        </w:rPr>
-      </w:pPr>
-      <w:r>
-        <w:rPr>
-          <w:lang w:val="en-US"/>
-        </w:rPr>
-        <w:t xml:space="preserve">Link github: </w:t>
-      </w:r>
-      <w:hyperlink r:id="rId23" w:history="1">
+        <w:ind w:left="360"/>
+        <w:jc w:val="both"/>
+        <w:rPr>
+          <w:lang w:val="en-US"/>
+        </w:rPr>
+      </w:pPr>
+      <w:r>
+        <w:rPr>
+          <w:noProof/>
+          <w:lang w:val="en-US"/>
+        </w:rPr>
+        <w:lastRenderedPageBreak/>
+        <w:drawing>
+          <wp:inline distT="0" distB="0" distL="0" distR="0" wp14:anchorId="1C688E2D" wp14:editId="46238D7C">
+            <wp:extent cx="3705742" cy="7554379"/>
+            <wp:effectExtent l="0" t="0" r="9525" b="8890"/>
+            <wp:docPr id="1656359236" name="Hình ảnh 1" descr="Ảnh có chứa văn bản, ảnh chụp màn hình, phần mềm, Phần mềm đa phương tiện&#10;&#10;Mô tả được tạo tự động"/>
+            <wp:cNvGraphicFramePr>
+              <a:graphicFrameLocks xmlns:a="http://schemas.openxmlformats.org/drawingml/2006/main" noChangeAspect="1"/>
+            </wp:cNvGraphicFramePr>
+            <a:graphic xmlns:a="http://schemas.openxmlformats.org/drawingml/2006/main">
+              <a:graphicData uri="http://schemas.openxmlformats.org/drawingml/2006/picture">
+                <pic:pic xmlns:pic="http://schemas.openxmlformats.org/drawingml/2006/picture">
+                  <pic:nvPicPr>
+                    <pic:cNvPr id="1656359236" name="Hình ảnh 1" descr="Ảnh có chứa văn bản, ảnh chụp màn hình, phần mềm, Phần mềm đa phương tiện&#10;&#10;Mô tả được tạo tự động"/>
+                    <pic:cNvPicPr/>
+                  </pic:nvPicPr>
+                  <pic:blipFill>
+                    <a:blip r:embed="rId23"/>
+                    <a:stretch>
+                      <a:fillRect/>
+                    </a:stretch>
+                  </pic:blipFill>
+                  <pic:spPr>
+                    <a:xfrm>
+                      <a:off x="0" y="0"/>
+                      <a:ext cx="3705742" cy="7554379"/>
+                    </a:xfrm>
+                    <a:prstGeom prst="rect">
+                      <a:avLst/>
+                    </a:prstGeom>
+                  </pic:spPr>
+                </pic:pic>
+              </a:graphicData>
+            </a:graphic>
+          </wp:inline>
+        </w:drawing>
+      </w:r>
+    </w:p>
+    <w:p>
+      <w:pPr>
+        <w:ind w:left="360"/>
+        <w:jc w:val="both"/>
+        <w:rPr>
+          <w:lang w:val="en-US"/>
+        </w:rPr>
+      </w:pPr>
+      <w:r>
+        <w:rPr>
+          <w:noProof/>
+          <w:lang w:val="en-US"/>
+        </w:rPr>
+        <w:lastRenderedPageBreak/>
+        <w:drawing>
+          <wp:inline distT="0" distB="0" distL="0" distR="0" wp14:anchorId="78BF991E" wp14:editId="70683542">
+            <wp:extent cx="3038899" cy="7630590"/>
+            <wp:effectExtent l="0" t="0" r="9525" b="8890"/>
+            <wp:docPr id="1982469721" name="Hình ảnh 1" descr="Ảnh có chứa văn bản, ảnh chụp màn hình, phần mềm&#10;&#10;Mô tả được tạo tự động"/>
+            <wp:cNvGraphicFramePr>
+              <a:graphicFrameLocks xmlns:a="http://schemas.openxmlformats.org/drawingml/2006/main" noChangeAspect="1"/>
+            </wp:cNvGraphicFramePr>
+            <a:graphic xmlns:a="http://schemas.openxmlformats.org/drawingml/2006/main">
+              <a:graphicData uri="http://schemas.openxmlformats.org/drawingml/2006/picture">
+                <pic:pic xmlns:pic="http://schemas.openxmlformats.org/drawingml/2006/picture">
+                  <pic:nvPicPr>
+                    <pic:cNvPr id="1982469721" name="Hình ảnh 1" descr="Ảnh có chứa văn bản, ảnh chụp màn hình, phần mềm&#10;&#10;Mô tả được tạo tự động"/>
+                    <pic:cNvPicPr/>
+                  </pic:nvPicPr>
+                  <pic:blipFill>
+                    <a:blip r:embed="rId24"/>
+                    <a:stretch>
+                      <a:fillRect/>
+                    </a:stretch>
+                  </pic:blipFill>
+                  <pic:spPr>
+                    <a:xfrm>
+                      <a:off x="0" y="0"/>
+                      <a:ext cx="3038899" cy="7630590"/>
+                    </a:xfrm>
+                    <a:prstGeom prst="rect">
+                      <a:avLst/>
+                    </a:prstGeom>
+                  </pic:spPr>
+                </pic:pic>
+              </a:graphicData>
+            </a:graphic>
+          </wp:inline>
+        </w:drawing>
+      </w:r>
+    </w:p>
+    <w:p>
+      <w:pPr>
+        <w:ind w:left="360"/>
+        <w:jc w:val="both"/>
+        <w:rPr>
+          <w:lang w:val="en-US"/>
+        </w:rPr>
+      </w:pPr>
+      <w:r>
+        <w:rPr>
+          <w:noProof/>
+          <w:lang w:val="en-US"/>
+        </w:rPr>
+        <w:lastRenderedPageBreak/>
+        <w:drawing>
+          <wp:inline distT="0" distB="0" distL="0" distR="0" wp14:anchorId="349878A2" wp14:editId="5FF74602">
+            <wp:extent cx="2838450" cy="5660541"/>
+            <wp:effectExtent l="0" t="0" r="0" b="0"/>
+            <wp:docPr id="227339171" name="Hình ảnh 1" descr="Ảnh có chứa văn bản, ảnh chụp màn hình, phần mềm&#10;&#10;Mô tả được tạo tự động"/>
+            <wp:cNvGraphicFramePr>
+              <a:graphicFrameLocks xmlns:a="http://schemas.openxmlformats.org/drawingml/2006/main" noChangeAspect="1"/>
+            </wp:cNvGraphicFramePr>
+            <a:graphic xmlns:a="http://schemas.openxmlformats.org/drawingml/2006/main">
+              <a:graphicData uri="http://schemas.openxmlformats.org/drawingml/2006/picture">
+                <pic:pic xmlns:pic="http://schemas.openxmlformats.org/drawingml/2006/picture">
+                  <pic:nvPicPr>
+                    <pic:cNvPr id="227339171" name="Hình ảnh 1" descr="Ảnh có chứa văn bản, ảnh chụp màn hình, phần mềm&#10;&#10;Mô tả được tạo tự động"/>
+                    <pic:cNvPicPr/>
+                  </pic:nvPicPr>
+                  <pic:blipFill>
+                    <a:blip r:embed="rId25"/>
+                    <a:stretch>
+                      <a:fillRect/>
+                    </a:stretch>
+                  </pic:blipFill>
+                  <pic:spPr>
+                    <a:xfrm>
+                      <a:off x="0" y="0"/>
+                      <a:ext cx="2845765" cy="5675129"/>
+                    </a:xfrm>
+                    <a:prstGeom prst="rect">
+                      <a:avLst/>
+                    </a:prstGeom>
+                  </pic:spPr>
+                </pic:pic>
+              </a:graphicData>
+            </a:graphic>
+          </wp:inline>
+        </w:drawing>
+      </w:r>
+    </w:p>
+    <w:p>
+      <w:pPr>
+        <w:pStyle w:val="oancuaDanhsach"/>
+        <w:numPr>
+          <w:ilvl w:val="0"/>
+          <w:numId w:val="4"/>
+        </w:numPr>
+        <w:jc w:val="both"/>
+        <w:rPr>
+          <w:lang w:val="en-US"/>
+        </w:rPr>
+      </w:pPr>
+      <w:r>
+        <w:rPr>
+          <w:lang w:val="en-US"/>
+        </w:rPr>
+        <w:t>Kết quả:</w:t>
+      </w:r>
+    </w:p>
+    <w:p>
+      <w:pPr>
+        <w:pStyle w:val="oancuaDanhsach"/>
+        <w:ind w:left="360"/>
+        <w:jc w:val="both"/>
+        <w:rPr>
+          <w:lang w:val="en-US"/>
+        </w:rPr>
+      </w:pPr>
+      <w:r>
+        <w:rPr>
+          <w:noProof/>
+        </w:rPr>
+        <w:drawing>
+          <wp:inline distT="0" distB="0" distL="0" distR="0" wp14:anchorId="6423D3E4" wp14:editId="166899FC">
+            <wp:extent cx="5760085" cy="3239770"/>
+            <wp:effectExtent l="0" t="0" r="0" b="0"/>
+            <wp:docPr id="448695744" name="Hình ảnh 1" descr="Ảnh có chứa văn bản, phần mềm, ảnh chụp màn hình, Phần mềm đa phương tiện&#10;&#10;Mô tả được tạo tự động"/>
+            <wp:cNvGraphicFramePr>
+              <a:graphicFrameLocks xmlns:a="http://schemas.openxmlformats.org/drawingml/2006/main" noChangeAspect="1"/>
+            </wp:cNvGraphicFramePr>
+            <a:graphic xmlns:a="http://schemas.openxmlformats.org/drawingml/2006/main">
+              <a:graphicData uri="http://schemas.openxmlformats.org/drawingml/2006/picture">
+                <pic:pic xmlns:pic="http://schemas.openxmlformats.org/drawingml/2006/picture">
+                  <pic:nvPicPr>
+                    <pic:cNvPr id="448695744" name="Hình ảnh 1" descr="Ảnh có chứa văn bản, phần mềm, ảnh chụp màn hình, Phần mềm đa phương tiện&#10;&#10;Mô tả được tạo tự động"/>
+                    <pic:cNvPicPr/>
+                  </pic:nvPicPr>
+                  <pic:blipFill>
+                    <a:blip r:embed="rId26"/>
+                    <a:stretch>
+                      <a:fillRect/>
+                    </a:stretch>
+                  </pic:blipFill>
+                  <pic:spPr>
+                    <a:xfrm>
+                      <a:off x="0" y="0"/>
+                      <a:ext cx="5760085" cy="3239770"/>
+                    </a:xfrm>
+                    <a:prstGeom prst="rect">
+                      <a:avLst/>
+                    </a:prstGeom>
+                  </pic:spPr>
+                </pic:pic>
+              </a:graphicData>
+            </a:graphic>
+          </wp:inline>
+        </w:drawing>
+      </w:r>
+    </w:p>
+    <w:p>
+      <w:pPr>
+        <w:rPr>
+          <w:lang w:val="en-US"/>
+        </w:rPr>
+      </w:pPr>
+      <w:r>
+        <w:rPr>
+          <w:lang w:val="en-US"/>
+        </w:rPr>
+        <w:lastRenderedPageBreak/>
+        <w:t xml:space="preserve">Link Google Drive video: </w:t>
+      </w:r>
+      <w:hyperlink r:id="rId27" w:history="1">
         <w:r>
           <w:rPr>
-            <w:rStyle w:val="Hyperlink"/>
+            <w:rStyle w:val="Siuktni"/>
+            <w:lang w:val="en-US"/>
           </w:rPr>
-          <w:t>IE104_THUCHANH/Lab02 at master · mluan204/IE104_THUCHANH (github.com)</w:t>
+          <w:t>Video</w:t>
         </w:r>
       </w:hyperlink>
     </w:p>
+    <w:p>
+      <w:pPr>
+        <w:rPr>
+          <w:lang w:val="en-US"/>
+        </w:rPr>
+      </w:pPr>
+      <w:r>
+        <w:rPr>
+          <w:lang w:val="en-US"/>
+        </w:rPr>
+        <w:t xml:space="preserve">Link github: </w:t>
+      </w:r>
+      <w:hyperlink r:id="rId28" w:history="1">
+        <w:r>
+          <w:rPr>
+            <w:rStyle w:val="Siuktni"/>
+            <w:lang w:val="en-US"/>
+          </w:rPr>
+          <w:t>Lab1</w:t>
+        </w:r>
+      </w:hyperlink>
+    </w:p>
     <w:sectPr>
-      <w:headerReference w:type="default" r:id="rId24"/>
-      <w:footerReference w:type="default" r:id="rId25"/>
+      <w:headerReference w:type="default" r:id="rId29"/>
+      <w:footerReference w:type="default" r:id="rId30"/>
       <w:pgSz w:w="11906" w:h="16838"/>
       <w:pgMar w:top="1134" w:right="1134" w:bottom="1134" w:left="1701" w:header="720" w:footer="0" w:gutter="0"/>
       <w:pgBorders w:zOrder="back" w:display="firstPage" w:offsetFrom="page">
@@ -2870,7 +3206,7 @@
     <w:sdtContent>
       <w:p>
         <w:pPr>
-          <w:pStyle w:val="Footer"/>
+          <w:pStyle w:val="Chntrang"/>
           <w:pBdr>
             <w:top w:val="single" w:sz="4" w:space="1" w:color="D9D9D9" w:themeColor="background1" w:themeShade="D9"/>
           </w:pBdr>
@@ -2906,7 +3242,7 @@
   </w:sdt>
   <w:p>
     <w:pPr>
-      <w:pStyle w:val="Footer"/>
+      <w:pStyle w:val="Chntrang"/>
     </w:pPr>
   </w:p>
 </w:ftr>
@@ -2941,10 +3277,12 @@
 <w:hdr xmlns:wpc="http://schemas.microsoft.com/office/word/2010/wordprocessingCanvas" xmlns:cx="http://schemas.microsoft.com/office/drawing/2014/chartex" xmlns:cx1="http://schemas.microsoft.com/office/drawing/2015/9/8/chartex" xmlns:cx2="http://schemas.microsoft.com/office/drawing/2015/10/21/chartex" xmlns:cx3="http://schemas.microsoft.com/office/drawing/2016/5/9/chartex" xmlns:cx4="http://schemas.microsoft.com/office/drawing/2016/5/10/chartex" xmlns:cx5="http://schemas.microsoft.com/office/drawing/2016/5/11/chartex" xmlns:cx6="http://schemas.microsoft.com/office/drawing/2016/5/12/chartex" xmlns:cx7="http://schemas.microsoft.com/office/drawing/2016/5/13/chartex" xmlns:cx8="http://schemas.microsoft.com/office/drawing/2016/5/14/chartex" xmlns:mc="http://schemas.openxmlformats.org/markup-compatibility/2006" xmlns:aink="http://schemas.microsoft.com/office/drawing/2016/ink" xmlns:am3d="http://schemas.microsoft.com/office/drawing/2017/model3d" xmlns:o="urn:schemas-microsoft-com:office:office" xmlns:oel="http://schemas.microsoft.com/office/2019/extlst" xmlns:r="http://schemas.openxmlformats.org/officeDocument/2006/relationships" xmlns:m="http://schemas.openxmlformats.org/officeDocument/2006/math" xmlns:v="urn:schemas-microsoft-com:vml" xmlns:wp14="http://schemas.microsoft.com/office/word/2010/wordprocessingDrawing" xmlns:wp="http://schemas.openxmlformats.org/drawingml/2006/wordprocessingDrawing" xmlns:w10="urn:schemas-microsoft-com:office:word" xmlns:w="http://schemas.openxmlformats.org/wordprocessingml/2006/main" xmlns:w14="http://schemas.microsoft.com/office/word/2010/wordml" xmlns:w15="http://schemas.microsoft.com/office/word/2012/wordml" xmlns:w16cex="http://schemas.microsoft.com/office/word/2018/wordml/cex" xmlns:w16cid="http://schemas.microsoft.com/office/word/2016/wordml/cid" xmlns:w16="http://schemas.microsoft.com/office/word/2018/wordml" xmlns:w16du="http://schemas.microsoft.com/office/word/2023/wordml/word16du" xmlns:w16sdtdh="http://schemas.microsoft.com/office/word/2020/wordml/sdtdatahash" xmlns:w16se="http://schemas.microsoft.com/office/word/2015/wordml/symex" xmlns:wpg="http://schemas.microsoft.com/office/word/2010/wordprocessingGroup" xmlns:wpi="http://schemas.microsoft.com/office/word/2010/wordprocessingInk" xmlns:wne="http://schemas.microsoft.com/office/word/2006/wordml" xmlns:wps="http://schemas.microsoft.com/office/word/2010/wordprocessingShape" mc:Ignorable="w14 w15 w16se w16cid w16 w16cex w16sdtdh w16du wp14">
   <w:p>
     <w:pPr>
-      <w:pStyle w:val="Header"/>
+      <w:pStyle w:val="utrang"/>
       <w:rPr>
+        <w:rFonts w:cs="Times New Roman"/>
         <w:sz w:val="24"/>
         <w:szCs w:val="24"/>
+        <w:lang w:val="en-US"/>
       </w:rPr>
     </w:pPr>
     <w:r>
@@ -2952,32 +3290,9 @@
         <w:rFonts w:cs="Times New Roman"/>
         <w:sz w:val="24"/>
         <w:szCs w:val="24"/>
+        <w:lang w:val="en-US"/>
       </w:rPr>
-      <w:t>IE104 – Internet và Công nghệ Web</w:t>
-    </w:r>
-    <w:r>
-      <w:rPr>
-        <w:rFonts w:cs="Times New Roman"/>
-        <w:sz w:val="24"/>
-        <w:szCs w:val="24"/>
-      </w:rPr>
-      <w:tab/>
-    </w:r>
-    <w:r>
-      <w:rPr>
-        <w:rFonts w:cs="Times New Roman"/>
-        <w:sz w:val="24"/>
-        <w:szCs w:val="24"/>
-      </w:rPr>
-      <w:tab/>
-    </w:r>
-    <w:r>
-      <w:rPr>
-        <w:rFonts w:cs="Times New Roman"/>
-        <w:sz w:val="24"/>
-        <w:szCs w:val="24"/>
-      </w:rPr>
-      <w:t>22520827</w:t>
+      <w:t>IE307 – Công nghệ lập trình đa nền tảng cho ứng dụng di dộng</w:t>
     </w:r>
   </w:p>
 </w:hdr>
@@ -2986,16 +3301,16 @@
 <file path=word/numbering.xml><?xml version="1.0" encoding="utf-8"?>
 <w:numbering xmlns:wpc="http://schemas.microsoft.com/office/word/2010/wordprocessingCanvas" xmlns:cx="http://schemas.microsoft.com/office/drawing/2014/chartex" xmlns:cx1="http://schemas.microsoft.com/office/drawing/2015/9/8/chartex" xmlns:cx2="http://schemas.microsoft.com/office/drawing/2015/10/21/chartex" xmlns:cx3="http://schemas.microsoft.com/office/drawing/2016/5/9/chartex" xmlns:cx4="http://schemas.microsoft.com/office/drawing/2016/5/10/chartex" xmlns:cx5="http://schemas.microsoft.com/office/drawing/2016/5/11/chartex" xmlns:cx6="http://schemas.microsoft.com/office/drawing/2016/5/12/chartex" xmlns:cx7="http://schemas.microsoft.com/office/drawing/2016/5/13/chartex" xmlns:cx8="http://schemas.microsoft.com/office/drawing/2016/5/14/chartex" xmlns:mc="http://schemas.openxmlformats.org/markup-compatibility/2006" xmlns:aink="http://schemas.microsoft.com/office/drawing/2016/ink" xmlns:am3d="http://schemas.microsoft.com/office/drawing/2017/model3d" xmlns:o="urn:schemas-microsoft-com:office:office" xmlns:oel="http://schemas.microsoft.com/office/2019/extlst" xmlns:r="http://schemas.openxmlformats.org/officeDocument/2006/relationships" xmlns:m="http://schemas.openxmlformats.org/officeDocument/2006/math" xmlns:v="urn:schemas-microsoft-com:vml" xmlns:wp14="http://schemas.microsoft.com/office/word/2010/wordprocessingDrawing" xmlns:wp="http://schemas.openxmlformats.org/drawingml/2006/wordprocessingDrawing" xmlns:w10="urn:schemas-microsoft-com:office:word" xmlns:w="http://schemas.openxmlformats.org/wordprocessingml/2006/main" xmlns:w14="http://schemas.microsoft.com/office/word/2010/wordml" xmlns:w15="http://schemas.microsoft.com/office/word/2012/wordml" xmlns:w16cex="http://schemas.microsoft.com/office/word/2018/wordml/cex" xmlns:w16cid="http://schemas.microsoft.com/office/word/2016/wordml/cid" xmlns:w16="http://schemas.microsoft.com/office/word/2018/wordml" xmlns:w16du="http://schemas.microsoft.com/office/word/2023/wordml/word16du" xmlns:w16sdtdh="http://schemas.microsoft.com/office/word/2020/wordml/sdtdatahash" xmlns:w16se="http://schemas.microsoft.com/office/word/2015/wordml/symex" xmlns:wpg="http://schemas.microsoft.com/office/word/2010/wordprocessingGroup" xmlns:wpi="http://schemas.microsoft.com/office/word/2010/wordprocessingInk" xmlns:wne="http://schemas.microsoft.com/office/word/2006/wordml" xmlns:wps="http://schemas.microsoft.com/office/word/2010/wordprocessingShape" mc:Ignorable="w14 w15 w16se w16cid w16 w16cex w16sdtdh w16du wp14">
   <w:abstractNum w:abstractNumId="0" w15:restartNumberingAfterBreak="0">
-    <w:nsid w:val="0D7915D2"/>
+    <w:nsid w:val="028E3312"/>
     <w:multiLevelType w:val="hybridMultilevel"/>
-    <w:tmpl w:val="09B6D48C"/>
+    <w:tmpl w:val="F244A378"/>
     <w:lvl w:ilvl="0" w:tplc="042A0001">
       <w:start w:val="1"/>
       <w:numFmt w:val="bullet"/>
       <w:lvlText w:val=""/>
       <w:lvlJc w:val="left"/>
       <w:pPr>
-        <w:ind w:left="1080" w:hanging="360"/>
+        <w:ind w:left="720" w:hanging="360"/>
       </w:pPr>
       <w:rPr>
         <w:rFonts w:ascii="Symbol" w:hAnsi="Symbol" w:hint="default"/>
@@ -3007,7 +3322,7 @@
       <w:lvlText w:val="o"/>
       <w:lvlJc w:val="left"/>
       <w:pPr>
-        <w:ind w:left="1800" w:hanging="360"/>
+        <w:ind w:left="1440" w:hanging="360"/>
       </w:pPr>
       <w:rPr>
         <w:rFonts w:ascii="Courier New" w:hAnsi="Courier New" w:cs="Courier New" w:hint="default"/>
@@ -3019,7 +3334,7 @@
       <w:lvlText w:val=""/>
       <w:lvlJc w:val="left"/>
       <w:pPr>
-        <w:ind w:left="2520" w:hanging="360"/>
+        <w:ind w:left="2160" w:hanging="360"/>
       </w:pPr>
       <w:rPr>
         <w:rFonts w:ascii="Wingdings" w:hAnsi="Wingdings" w:hint="default"/>
@@ -3031,7 +3346,7 @@
       <w:lvlText w:val=""/>
       <w:lvlJc w:val="left"/>
       <w:pPr>
-        <w:ind w:left="3240" w:hanging="360"/>
+        <w:ind w:left="2880" w:hanging="360"/>
       </w:pPr>
       <w:rPr>
         <w:rFonts w:ascii="Symbol" w:hAnsi="Symbol" w:hint="default"/>
@@ -3043,7 +3358,7 @@
       <w:lvlText w:val="o"/>
       <w:lvlJc w:val="left"/>
       <w:pPr>
-        <w:ind w:left="3960" w:hanging="360"/>
+        <w:ind w:left="3600" w:hanging="360"/>
       </w:pPr>
       <w:rPr>
         <w:rFonts w:ascii="Courier New" w:hAnsi="Courier New" w:cs="Courier New" w:hint="default"/>
@@ -3055,7 +3370,7 @@
       <w:lvlText w:val=""/>
       <w:lvlJc w:val="left"/>
       <w:pPr>
-        <w:ind w:left="4680" w:hanging="360"/>
+        <w:ind w:left="4320" w:hanging="360"/>
       </w:pPr>
       <w:rPr>
         <w:rFonts w:ascii="Wingdings" w:hAnsi="Wingdings" w:hint="default"/>
@@ -3067,7 +3382,7 @@
       <w:lvlText w:val=""/>
       <w:lvlJc w:val="left"/>
       <w:pPr>
-        <w:ind w:left="5400" w:hanging="360"/>
+        <w:ind w:left="5040" w:hanging="360"/>
       </w:pPr>
       <w:rPr>
         <w:rFonts w:ascii="Symbol" w:hAnsi="Symbol" w:hint="default"/>
@@ -3079,7 +3394,7 @@
       <w:lvlText w:val="o"/>
       <w:lvlJc w:val="left"/>
       <w:pPr>
-        <w:ind w:left="6120" w:hanging="360"/>
+        <w:ind w:left="5760" w:hanging="360"/>
       </w:pPr>
       <w:rPr>
         <w:rFonts w:ascii="Courier New" w:hAnsi="Courier New" w:cs="Courier New" w:hint="default"/>
@@ -3091,7 +3406,7 @@
       <w:lvlText w:val=""/>
       <w:lvlJc w:val="left"/>
       <w:pPr>
-        <w:ind w:left="6840" w:hanging="360"/>
+        <w:ind w:left="6480" w:hanging="360"/>
       </w:pPr>
       <w:rPr>
         <w:rFonts w:ascii="Wingdings" w:hAnsi="Wingdings" w:hint="default"/>
@@ -3099,9 +3414,9 @@
     </w:lvl>
   </w:abstractNum>
   <w:abstractNum w:abstractNumId="1" w15:restartNumberingAfterBreak="0">
-    <w:nsid w:val="124F226F"/>
+    <w:nsid w:val="0D7915D2"/>
     <w:multiLevelType w:val="hybridMultilevel"/>
-    <w:tmpl w:val="765AC5E0"/>
+    <w:tmpl w:val="09B6D48C"/>
     <w:lvl w:ilvl="0" w:tplc="042A0001">
       <w:start w:val="1"/>
       <w:numFmt w:val="bullet"/>
@@ -3212,6 +3527,232 @@
     </w:lvl>
   </w:abstractNum>
   <w:abstractNum w:abstractNumId="2" w15:restartNumberingAfterBreak="0">
+    <w:nsid w:val="124F226F"/>
+    <w:multiLevelType w:val="hybridMultilevel"/>
+    <w:tmpl w:val="765AC5E0"/>
+    <w:lvl w:ilvl="0" w:tplc="042A0001">
+      <w:start w:val="1"/>
+      <w:numFmt w:val="bullet"/>
+      <w:lvlText w:val=""/>
+      <w:lvlJc w:val="left"/>
+      <w:pPr>
+        <w:ind w:left="1080" w:hanging="360"/>
+      </w:pPr>
+      <w:rPr>
+        <w:rFonts w:ascii="Symbol" w:hAnsi="Symbol" w:hint="default"/>
+      </w:rPr>
+    </w:lvl>
+    <w:lvl w:ilvl="1" w:tplc="042A0003" w:tentative="1">
+      <w:start w:val="1"/>
+      <w:numFmt w:val="bullet"/>
+      <w:lvlText w:val="o"/>
+      <w:lvlJc w:val="left"/>
+      <w:pPr>
+        <w:ind w:left="1800" w:hanging="360"/>
+      </w:pPr>
+      <w:rPr>
+        <w:rFonts w:ascii="Courier New" w:hAnsi="Courier New" w:cs="Courier New" w:hint="default"/>
+      </w:rPr>
+    </w:lvl>
+    <w:lvl w:ilvl="2" w:tplc="042A0005" w:tentative="1">
+      <w:start w:val="1"/>
+      <w:numFmt w:val="bullet"/>
+      <w:lvlText w:val=""/>
+      <w:lvlJc w:val="left"/>
+      <w:pPr>
+        <w:ind w:left="2520" w:hanging="360"/>
+      </w:pPr>
+      <w:rPr>
+        <w:rFonts w:ascii="Wingdings" w:hAnsi="Wingdings" w:hint="default"/>
+      </w:rPr>
+    </w:lvl>
+    <w:lvl w:ilvl="3" w:tplc="042A0001" w:tentative="1">
+      <w:start w:val="1"/>
+      <w:numFmt w:val="bullet"/>
+      <w:lvlText w:val=""/>
+      <w:lvlJc w:val="left"/>
+      <w:pPr>
+        <w:ind w:left="3240" w:hanging="360"/>
+      </w:pPr>
+      <w:rPr>
+        <w:rFonts w:ascii="Symbol" w:hAnsi="Symbol" w:hint="default"/>
+      </w:rPr>
+    </w:lvl>
+    <w:lvl w:ilvl="4" w:tplc="042A0003" w:tentative="1">
+      <w:start w:val="1"/>
+      <w:numFmt w:val="bullet"/>
+      <w:lvlText w:val="o"/>
+      <w:lvlJc w:val="left"/>
+      <w:pPr>
+        <w:ind w:left="3960" w:hanging="360"/>
+      </w:pPr>
+      <w:rPr>
+        <w:rFonts w:ascii="Courier New" w:hAnsi="Courier New" w:cs="Courier New" w:hint="default"/>
+      </w:rPr>
+    </w:lvl>
+    <w:lvl w:ilvl="5" w:tplc="042A0005" w:tentative="1">
+      <w:start w:val="1"/>
+      <w:numFmt w:val="bullet"/>
+      <w:lvlText w:val=""/>
+      <w:lvlJc w:val="left"/>
+      <w:pPr>
+        <w:ind w:left="4680" w:hanging="360"/>
+      </w:pPr>
+      <w:rPr>
+        <w:rFonts w:ascii="Wingdings" w:hAnsi="Wingdings" w:hint="default"/>
+      </w:rPr>
+    </w:lvl>
+    <w:lvl w:ilvl="6" w:tplc="042A0001" w:tentative="1">
+      <w:start w:val="1"/>
+      <w:numFmt w:val="bullet"/>
+      <w:lvlText w:val=""/>
+      <w:lvlJc w:val="left"/>
+      <w:pPr>
+        <w:ind w:left="5400" w:hanging="360"/>
+      </w:pPr>
+      <w:rPr>
+        <w:rFonts w:ascii="Symbol" w:hAnsi="Symbol" w:hint="default"/>
+      </w:rPr>
+    </w:lvl>
+    <w:lvl w:ilvl="7" w:tplc="042A0003" w:tentative="1">
+      <w:start w:val="1"/>
+      <w:numFmt w:val="bullet"/>
+      <w:lvlText w:val="o"/>
+      <w:lvlJc w:val="left"/>
+      <w:pPr>
+        <w:ind w:left="6120" w:hanging="360"/>
+      </w:pPr>
+      <w:rPr>
+        <w:rFonts w:ascii="Courier New" w:hAnsi="Courier New" w:cs="Courier New" w:hint="default"/>
+      </w:rPr>
+    </w:lvl>
+    <w:lvl w:ilvl="8" w:tplc="042A0005" w:tentative="1">
+      <w:start w:val="1"/>
+      <w:numFmt w:val="bullet"/>
+      <w:lvlText w:val=""/>
+      <w:lvlJc w:val="left"/>
+      <w:pPr>
+        <w:ind w:left="6840" w:hanging="360"/>
+      </w:pPr>
+      <w:rPr>
+        <w:rFonts w:ascii="Wingdings" w:hAnsi="Wingdings" w:hint="default"/>
+      </w:rPr>
+    </w:lvl>
+  </w:abstractNum>
+  <w:abstractNum w:abstractNumId="3" w15:restartNumberingAfterBreak="0">
+    <w:nsid w:val="2445283E"/>
+    <w:multiLevelType w:val="hybridMultilevel"/>
+    <w:tmpl w:val="E7D81034"/>
+    <w:lvl w:ilvl="0" w:tplc="042A0001">
+      <w:start w:val="1"/>
+      <w:numFmt w:val="bullet"/>
+      <w:lvlText w:val=""/>
+      <w:lvlJc w:val="left"/>
+      <w:pPr>
+        <w:ind w:left="720" w:hanging="360"/>
+      </w:pPr>
+      <w:rPr>
+        <w:rFonts w:ascii="Symbol" w:hAnsi="Symbol" w:hint="default"/>
+      </w:rPr>
+    </w:lvl>
+    <w:lvl w:ilvl="1" w:tplc="042A0003" w:tentative="1">
+      <w:start w:val="1"/>
+      <w:numFmt w:val="bullet"/>
+      <w:lvlText w:val="o"/>
+      <w:lvlJc w:val="left"/>
+      <w:pPr>
+        <w:ind w:left="1440" w:hanging="360"/>
+      </w:pPr>
+      <w:rPr>
+        <w:rFonts w:ascii="Courier New" w:hAnsi="Courier New" w:cs="Courier New" w:hint="default"/>
+      </w:rPr>
+    </w:lvl>
+    <w:lvl w:ilvl="2" w:tplc="042A0005" w:tentative="1">
+      <w:start w:val="1"/>
+      <w:numFmt w:val="bullet"/>
+      <w:lvlText w:val=""/>
+      <w:lvlJc w:val="left"/>
+      <w:pPr>
+        <w:ind w:left="2160" w:hanging="360"/>
+      </w:pPr>
+      <w:rPr>
+        <w:rFonts w:ascii="Wingdings" w:hAnsi="Wingdings" w:hint="default"/>
+      </w:rPr>
+    </w:lvl>
+    <w:lvl w:ilvl="3" w:tplc="042A0001" w:tentative="1">
+      <w:start w:val="1"/>
+      <w:numFmt w:val="bullet"/>
+      <w:lvlText w:val=""/>
+      <w:lvlJc w:val="left"/>
+      <w:pPr>
+        <w:ind w:left="2880" w:hanging="360"/>
+      </w:pPr>
+      <w:rPr>
+        <w:rFonts w:ascii="Symbol" w:hAnsi="Symbol" w:hint="default"/>
+      </w:rPr>
+    </w:lvl>
+    <w:lvl w:ilvl="4" w:tplc="042A0003" w:tentative="1">
+      <w:start w:val="1"/>
+      <w:numFmt w:val="bullet"/>
+      <w:lvlText w:val="o"/>
+      <w:lvlJc w:val="left"/>
+      <w:pPr>
+        <w:ind w:left="3600" w:hanging="360"/>
+      </w:pPr>
+      <w:rPr>
+        <w:rFonts w:ascii="Courier New" w:hAnsi="Courier New" w:cs="Courier New" w:hint="default"/>
+      </w:rPr>
+    </w:lvl>
+    <w:lvl w:ilvl="5" w:tplc="042A0005" w:tentative="1">
+      <w:start w:val="1"/>
+      <w:numFmt w:val="bullet"/>
+      <w:lvlText w:val=""/>
+      <w:lvlJc w:val="left"/>
+      <w:pPr>
+        <w:ind w:left="4320" w:hanging="360"/>
+      </w:pPr>
+      <w:rPr>
+        <w:rFonts w:ascii="Wingdings" w:hAnsi="Wingdings" w:hint="default"/>
+      </w:rPr>
+    </w:lvl>
+    <w:lvl w:ilvl="6" w:tplc="042A0001" w:tentative="1">
+      <w:start w:val="1"/>
+      <w:numFmt w:val="bullet"/>
+      <w:lvlText w:val=""/>
+      <w:lvlJc w:val="left"/>
+      <w:pPr>
+        <w:ind w:left="5040" w:hanging="360"/>
+      </w:pPr>
+      <w:rPr>
+        <w:rFonts w:ascii="Symbol" w:hAnsi="Symbol" w:hint="default"/>
+      </w:rPr>
+    </w:lvl>
+    <w:lvl w:ilvl="7" w:tplc="042A0003" w:tentative="1">
+      <w:start w:val="1"/>
+      <w:numFmt w:val="bullet"/>
+      <w:lvlText w:val="o"/>
+      <w:lvlJc w:val="left"/>
+      <w:pPr>
+        <w:ind w:left="5760" w:hanging="360"/>
+      </w:pPr>
+      <w:rPr>
+        <w:rFonts w:ascii="Courier New" w:hAnsi="Courier New" w:cs="Courier New" w:hint="default"/>
+      </w:rPr>
+    </w:lvl>
+    <w:lvl w:ilvl="8" w:tplc="042A0005" w:tentative="1">
+      <w:start w:val="1"/>
+      <w:numFmt w:val="bullet"/>
+      <w:lvlText w:val=""/>
+      <w:lvlJc w:val="left"/>
+      <w:pPr>
+        <w:ind w:left="6480" w:hanging="360"/>
+      </w:pPr>
+      <w:rPr>
+        <w:rFonts w:ascii="Wingdings" w:hAnsi="Wingdings" w:hint="default"/>
+      </w:rPr>
+    </w:lvl>
+  </w:abstractNum>
+  <w:abstractNum w:abstractNumId="4" w15:restartNumberingAfterBreak="0">
     <w:nsid w:val="2BB32C2D"/>
     <w:multiLevelType w:val="hybridMultilevel"/>
     <w:tmpl w:val="BCB64A3A"/>
@@ -3325,13 +3866,19 @@
     </w:lvl>
   </w:abstractNum>
   <w:num w:numId="1" w16cid:durableId="767623841">
-    <w:abstractNumId w:val="0"/>
+    <w:abstractNumId w:val="1"/>
   </w:num>
   <w:num w:numId="2" w16cid:durableId="1433208281">
-    <w:abstractNumId w:val="1"/>
+    <w:abstractNumId w:val="2"/>
   </w:num>
   <w:num w:numId="3" w16cid:durableId="350572753">
-    <w:abstractNumId w:val="2"/>
+    <w:abstractNumId w:val="4"/>
+  </w:num>
+  <w:num w:numId="4" w16cid:durableId="815142910">
+    <w:abstractNumId w:val="3"/>
+  </w:num>
+  <w:num w:numId="5" w16cid:durableId="683243117">
+    <w:abstractNumId w:val="0"/>
   </w:num>
 </w:numbering>
 </file>
@@ -3732,7 +4279,7 @@
     <w:lsdException w:name="Unresolved Mention" w:semiHidden="1" w:unhideWhenUsed="1"/>
     <w:lsdException w:name="Smart Link" w:semiHidden="1" w:unhideWhenUsed="1"/>
   </w:latentStyles>
-  <w:style w:type="paragraph" w:default="1" w:styleId="Normal">
+  <w:style w:type="paragraph" w:default="1" w:styleId="Binhthng">
     <w:name w:val="Normal"/>
     <w:qFormat/>
     <w:rsid w:val="00FB1D38"/>
@@ -3740,14 +4287,14 @@
       <w:jc w:val="left"/>
     </w:pPr>
   </w:style>
-  <w:style w:type="paragraph" w:styleId="Heading1">
+  <w:style w:type="paragraph" w:styleId="u1">
     <w:name w:val="heading 1"/>
-    <w:basedOn w:val="Normal"/>
-    <w:next w:val="Normal"/>
-    <w:link w:val="Heading1Char"/>
+    <w:basedOn w:val="Binhthng"/>
+    <w:next w:val="Binhthng"/>
+    <w:link w:val="u1Char"/>
     <w:uiPriority w:val="9"/>
     <w:qFormat/>
-    <w:rsid w:val="00654C02"/>
+    <w:rsid w:val="00394BAD"/>
     <w:pPr>
       <w:keepNext/>
       <w:keepLines/>
@@ -3757,15 +4304,14 @@
     <w:rPr>
       <w:rFonts w:asciiTheme="majorHAnsi" w:eastAsiaTheme="majorEastAsia" w:hAnsiTheme="majorHAnsi" w:cstheme="majorBidi"/>
       <w:color w:val="000000" w:themeColor="text1"/>
-      <w:sz w:val="40"/>
       <w:szCs w:val="40"/>
     </w:rPr>
   </w:style>
-  <w:style w:type="paragraph" w:styleId="Heading2">
+  <w:style w:type="paragraph" w:styleId="u2">
     <w:name w:val="heading 2"/>
-    <w:basedOn w:val="Normal"/>
-    <w:next w:val="Normal"/>
-    <w:link w:val="Heading2Char"/>
+    <w:basedOn w:val="Binhthng"/>
+    <w:next w:val="Binhthng"/>
+    <w:link w:val="u2Char"/>
     <w:uiPriority w:val="9"/>
     <w:unhideWhenUsed/>
     <w:qFormat/>
@@ -3783,11 +4329,11 @@
       <w:szCs w:val="32"/>
     </w:rPr>
   </w:style>
-  <w:style w:type="paragraph" w:styleId="Heading3">
+  <w:style w:type="paragraph" w:styleId="u3">
     <w:name w:val="heading 3"/>
-    <w:basedOn w:val="Normal"/>
-    <w:next w:val="Normal"/>
-    <w:link w:val="Heading3Char"/>
+    <w:basedOn w:val="Binhthng"/>
+    <w:next w:val="Binhthng"/>
+    <w:link w:val="u3Char"/>
     <w:uiPriority w:val="9"/>
     <w:unhideWhenUsed/>
     <w:qFormat/>
@@ -3805,11 +4351,11 @@
       <w:szCs w:val="28"/>
     </w:rPr>
   </w:style>
-  <w:style w:type="paragraph" w:styleId="Heading4">
+  <w:style w:type="paragraph" w:styleId="u4">
     <w:name w:val="heading 4"/>
-    <w:basedOn w:val="Normal"/>
-    <w:next w:val="Normal"/>
-    <w:link w:val="Heading4Char"/>
+    <w:basedOn w:val="Binhthng"/>
+    <w:next w:val="Binhthng"/>
+    <w:link w:val="u4Char"/>
     <w:uiPriority w:val="9"/>
     <w:semiHidden/>
     <w:unhideWhenUsed/>
@@ -3828,11 +4374,11 @@
       <w:color w:val="0F4761" w:themeColor="accent1" w:themeShade="BF"/>
     </w:rPr>
   </w:style>
-  <w:style w:type="paragraph" w:styleId="Heading5">
+  <w:style w:type="paragraph" w:styleId="u5">
     <w:name w:val="heading 5"/>
-    <w:basedOn w:val="Normal"/>
-    <w:next w:val="Normal"/>
-    <w:link w:val="Heading5Char"/>
+    <w:basedOn w:val="Binhthng"/>
+    <w:next w:val="Binhthng"/>
+    <w:link w:val="u5Char"/>
     <w:uiPriority w:val="9"/>
     <w:unhideWhenUsed/>
     <w:qFormat/>
@@ -3848,11 +4394,11 @@
       <w:color w:val="0F4761" w:themeColor="accent1" w:themeShade="BF"/>
     </w:rPr>
   </w:style>
-  <w:style w:type="paragraph" w:styleId="Heading6">
+  <w:style w:type="paragraph" w:styleId="u6">
     <w:name w:val="heading 6"/>
-    <w:basedOn w:val="Normal"/>
-    <w:next w:val="Normal"/>
-    <w:link w:val="Heading6Char"/>
+    <w:basedOn w:val="Binhthng"/>
+    <w:next w:val="Binhthng"/>
+    <w:link w:val="u6Char"/>
     <w:uiPriority w:val="9"/>
     <w:unhideWhenUsed/>
     <w:qFormat/>
@@ -3870,11 +4416,11 @@
       <w:color w:val="595959" w:themeColor="text1" w:themeTint="A6"/>
     </w:rPr>
   </w:style>
-  <w:style w:type="paragraph" w:styleId="Heading7">
+  <w:style w:type="paragraph" w:styleId="u7">
     <w:name w:val="heading 7"/>
-    <w:basedOn w:val="Normal"/>
-    <w:next w:val="Normal"/>
-    <w:link w:val="Heading7Char"/>
+    <w:basedOn w:val="Binhthng"/>
+    <w:next w:val="Binhthng"/>
+    <w:link w:val="u7Char"/>
     <w:uiPriority w:val="9"/>
     <w:semiHidden/>
     <w:unhideWhenUsed/>
@@ -3891,11 +4437,11 @@
       <w:color w:val="595959" w:themeColor="text1" w:themeTint="A6"/>
     </w:rPr>
   </w:style>
-  <w:style w:type="paragraph" w:styleId="Heading8">
+  <w:style w:type="paragraph" w:styleId="u8">
     <w:name w:val="heading 8"/>
-    <w:basedOn w:val="Normal"/>
-    <w:next w:val="Normal"/>
-    <w:link w:val="Heading8Char"/>
+    <w:basedOn w:val="Binhthng"/>
+    <w:next w:val="Binhthng"/>
+    <w:link w:val="u8Char"/>
     <w:uiPriority w:val="9"/>
     <w:semiHidden/>
     <w:unhideWhenUsed/>
@@ -3914,11 +4460,11 @@
       <w:color w:val="272727" w:themeColor="text1" w:themeTint="D8"/>
     </w:rPr>
   </w:style>
-  <w:style w:type="paragraph" w:styleId="Heading9">
+  <w:style w:type="paragraph" w:styleId="u9">
     <w:name w:val="heading 9"/>
-    <w:basedOn w:val="Normal"/>
-    <w:next w:val="Normal"/>
-    <w:link w:val="Heading9Char"/>
+    <w:basedOn w:val="Binhthng"/>
+    <w:next w:val="Binhthng"/>
+    <w:link w:val="u9Char"/>
     <w:uiPriority w:val="9"/>
     <w:semiHidden/>
     <w:unhideWhenUsed/>
@@ -3935,13 +4481,13 @@
       <w:color w:val="272727" w:themeColor="text1" w:themeTint="D8"/>
     </w:rPr>
   </w:style>
-  <w:style w:type="character" w:default="1" w:styleId="DefaultParagraphFont">
+  <w:style w:type="character" w:default="1" w:styleId="Phngmcinhcuaoanvn">
     <w:name w:val="Default Paragraph Font"/>
     <w:uiPriority w:val="1"/>
     <w:semiHidden/>
     <w:unhideWhenUsed/>
   </w:style>
-  <w:style w:type="table" w:default="1" w:styleId="TableNormal">
+  <w:style w:type="table" w:default="1" w:styleId="BangThngthng">
     <w:name w:val="Normal Table"/>
     <w:uiPriority w:val="99"/>
     <w:semiHidden/>
@@ -3956,30 +4502,28 @@
       </w:tblCellMar>
     </w:tblPr>
   </w:style>
-  <w:style w:type="numbering" w:default="1" w:styleId="NoList">
+  <w:style w:type="numbering" w:default="1" w:styleId="Khngco">
     <w:name w:val="No List"/>
     <w:uiPriority w:val="99"/>
     <w:semiHidden/>
     <w:unhideWhenUsed/>
   </w:style>
-  <w:style w:type="character" w:customStyle="1" w:styleId="Heading1Char">
-    <w:name w:val="Heading 1 Char"/>
-    <w:basedOn w:val="DefaultParagraphFont"/>
-    <w:link w:val="Heading1"/>
+  <w:style w:type="character" w:customStyle="1" w:styleId="u1Char">
+    <w:name w:val="Đầu đề 1 Char"/>
+    <w:basedOn w:val="Phngmcinhcuaoanvn"/>
+    <w:link w:val="u1"/>
     <w:uiPriority w:val="9"/>
-    <w:rsid w:val="00654C02"/>
+    <w:rsid w:val="00394BAD"/>
     <w:rPr>
       <w:rFonts w:asciiTheme="majorHAnsi" w:eastAsiaTheme="majorEastAsia" w:hAnsiTheme="majorHAnsi" w:cstheme="majorBidi"/>
       <w:color w:val="000000" w:themeColor="text1"/>
-      <w:sz w:val="40"/>
       <w:szCs w:val="40"/>
-      <w:lang w:val="en-US"/>
     </w:rPr>
   </w:style>
-  <w:style w:type="character" w:customStyle="1" w:styleId="Heading2Char">
-    <w:name w:val="Heading 2 Char"/>
-    <w:basedOn w:val="DefaultParagraphFont"/>
-    <w:link w:val="Heading2"/>
+  <w:style w:type="character" w:customStyle="1" w:styleId="u2Char">
+    <w:name w:val="Đầu đề 2 Char"/>
+    <w:basedOn w:val="Phngmcinhcuaoanvn"/>
+    <w:link w:val="u2"/>
     <w:uiPriority w:val="9"/>
     <w:rsid w:val="00FB1D38"/>
     <w:rPr>
@@ -3989,10 +4533,10 @@
       <w:szCs w:val="32"/>
     </w:rPr>
   </w:style>
-  <w:style w:type="character" w:customStyle="1" w:styleId="Heading3Char">
-    <w:name w:val="Heading 3 Char"/>
-    <w:basedOn w:val="DefaultParagraphFont"/>
-    <w:link w:val="Heading3"/>
+  <w:style w:type="character" w:customStyle="1" w:styleId="u3Char">
+    <w:name w:val="Đầu đề 3 Char"/>
+    <w:basedOn w:val="Phngmcinhcuaoanvn"/>
+    <w:link w:val="u3"/>
     <w:uiPriority w:val="9"/>
     <w:rsid w:val="00FB1D38"/>
     <w:rPr>
@@ -4002,10 +4546,10 @@
       <w:szCs w:val="28"/>
     </w:rPr>
   </w:style>
-  <w:style w:type="character" w:customStyle="1" w:styleId="Heading4Char">
-    <w:name w:val="Heading 4 Char"/>
-    <w:basedOn w:val="DefaultParagraphFont"/>
-    <w:link w:val="Heading4"/>
+  <w:style w:type="character" w:customStyle="1" w:styleId="u4Char">
+    <w:name w:val="Đầu đề 4 Char"/>
+    <w:basedOn w:val="Phngmcinhcuaoanvn"/>
+    <w:link w:val="u4"/>
     <w:uiPriority w:val="9"/>
     <w:semiHidden/>
     <w:rsid w:val="00FB1D38"/>
@@ -4016,10 +4560,10 @@
       <w:color w:val="0F4761" w:themeColor="accent1" w:themeShade="BF"/>
     </w:rPr>
   </w:style>
-  <w:style w:type="character" w:customStyle="1" w:styleId="Heading5Char">
-    <w:name w:val="Heading 5 Char"/>
-    <w:basedOn w:val="DefaultParagraphFont"/>
-    <w:link w:val="Heading5"/>
+  <w:style w:type="character" w:customStyle="1" w:styleId="u5Char">
+    <w:name w:val="Đầu đề 5 Char"/>
+    <w:basedOn w:val="Phngmcinhcuaoanvn"/>
+    <w:link w:val="u5"/>
     <w:uiPriority w:val="9"/>
     <w:semiHidden/>
     <w:rsid w:val="00FB1D38"/>
@@ -4028,10 +4572,10 @@
       <w:color w:val="0F4761" w:themeColor="accent1" w:themeShade="BF"/>
     </w:rPr>
   </w:style>
-  <w:style w:type="character" w:customStyle="1" w:styleId="Heading6Char">
-    <w:name w:val="Heading 6 Char"/>
-    <w:basedOn w:val="DefaultParagraphFont"/>
-    <w:link w:val="Heading6"/>
+  <w:style w:type="character" w:customStyle="1" w:styleId="u6Char">
+    <w:name w:val="Đầu đề 6 Char"/>
+    <w:basedOn w:val="Phngmcinhcuaoanvn"/>
+    <w:link w:val="u6"/>
     <w:uiPriority w:val="9"/>
     <w:rsid w:val="00FB1D38"/>
     <w:rPr>
@@ -4041,10 +4585,10 @@
       <w:color w:val="595959" w:themeColor="text1" w:themeTint="A6"/>
     </w:rPr>
   </w:style>
-  <w:style w:type="character" w:customStyle="1" w:styleId="Heading7Char">
-    <w:name w:val="Heading 7 Char"/>
-    <w:basedOn w:val="DefaultParagraphFont"/>
-    <w:link w:val="Heading7"/>
+  <w:style w:type="character" w:customStyle="1" w:styleId="u7Char">
+    <w:name w:val="Đầu đề 7 Char"/>
+    <w:basedOn w:val="Phngmcinhcuaoanvn"/>
+    <w:link w:val="u7"/>
     <w:uiPriority w:val="9"/>
     <w:semiHidden/>
     <w:rsid w:val="00FB1D38"/>
@@ -4053,10 +4597,10 @@
       <w:color w:val="595959" w:themeColor="text1" w:themeTint="A6"/>
     </w:rPr>
   </w:style>
-  <w:style w:type="character" w:customStyle="1" w:styleId="Heading8Char">
-    <w:name w:val="Heading 8 Char"/>
-    <w:basedOn w:val="DefaultParagraphFont"/>
-    <w:link w:val="Heading8"/>
+  <w:style w:type="character" w:customStyle="1" w:styleId="u8Char">
+    <w:name w:val="Đầu đề 8 Char"/>
+    <w:basedOn w:val="Phngmcinhcuaoanvn"/>
+    <w:link w:val="u8"/>
     <w:uiPriority w:val="9"/>
     <w:semiHidden/>
     <w:rsid w:val="00FB1D38"/>
@@ -4067,10 +4611,10 @@
       <w:color w:val="272727" w:themeColor="text1" w:themeTint="D8"/>
     </w:rPr>
   </w:style>
-  <w:style w:type="character" w:customStyle="1" w:styleId="Heading9Char">
-    <w:name w:val="Heading 9 Char"/>
-    <w:basedOn w:val="DefaultParagraphFont"/>
-    <w:link w:val="Heading9"/>
+  <w:style w:type="character" w:customStyle="1" w:styleId="u9Char">
+    <w:name w:val="Đầu đề 9 Char"/>
+    <w:basedOn w:val="Phngmcinhcuaoanvn"/>
+    <w:link w:val="u9"/>
     <w:uiPriority w:val="9"/>
     <w:semiHidden/>
     <w:rsid w:val="00FB1D38"/>
@@ -4079,11 +4623,11 @@
       <w:color w:val="272727" w:themeColor="text1" w:themeTint="D8"/>
     </w:rPr>
   </w:style>
-  <w:style w:type="paragraph" w:styleId="Title">
+  <w:style w:type="paragraph" w:styleId="Tiu">
     <w:name w:val="Title"/>
-    <w:basedOn w:val="Normal"/>
-    <w:next w:val="Normal"/>
-    <w:link w:val="TitleChar"/>
+    <w:basedOn w:val="Binhthng"/>
+    <w:next w:val="Binhthng"/>
+    <w:link w:val="TiuChar"/>
     <w:uiPriority w:val="10"/>
     <w:qFormat/>
     <w:rsid w:val="00FB1D38"/>
@@ -4099,10 +4643,10 @@
       <w:szCs w:val="56"/>
     </w:rPr>
   </w:style>
-  <w:style w:type="character" w:customStyle="1" w:styleId="TitleChar">
-    <w:name w:val="Title Char"/>
-    <w:basedOn w:val="DefaultParagraphFont"/>
-    <w:link w:val="Title"/>
+  <w:style w:type="character" w:customStyle="1" w:styleId="TiuChar">
+    <w:name w:val="Tiêu đề Char"/>
+    <w:basedOn w:val="Phngmcinhcuaoanvn"/>
+    <w:link w:val="Tiu"/>
     <w:uiPriority w:val="10"/>
     <w:rsid w:val="00FB1D38"/>
     <w:rPr>
@@ -4113,11 +4657,11 @@
       <w:szCs w:val="56"/>
     </w:rPr>
   </w:style>
-  <w:style w:type="paragraph" w:styleId="Subtitle">
+  <w:style w:type="paragraph" w:styleId="Tiuphu">
     <w:name w:val="Subtitle"/>
-    <w:basedOn w:val="Normal"/>
-    <w:next w:val="Normal"/>
-    <w:link w:val="SubtitleChar"/>
+    <w:basedOn w:val="Binhthng"/>
+    <w:next w:val="Binhthng"/>
+    <w:link w:val="TiuphuChar"/>
     <w:uiPriority w:val="11"/>
     <w:qFormat/>
     <w:rsid w:val="00FB1D38"/>
@@ -4134,10 +4678,10 @@
       <w:szCs w:val="28"/>
     </w:rPr>
   </w:style>
-  <w:style w:type="character" w:customStyle="1" w:styleId="SubtitleChar">
-    <w:name w:val="Subtitle Char"/>
-    <w:basedOn w:val="DefaultParagraphFont"/>
-    <w:link w:val="Subtitle"/>
+  <w:style w:type="character" w:customStyle="1" w:styleId="TiuphuChar">
+    <w:name w:val="Tiêu đề phụ Char"/>
+    <w:basedOn w:val="Phngmcinhcuaoanvn"/>
+    <w:link w:val="Tiuphu"/>
     <w:uiPriority w:val="11"/>
     <w:rsid w:val="00FB1D38"/>
     <w:rPr>
@@ -4148,11 +4692,11 @@
       <w:szCs w:val="28"/>
     </w:rPr>
   </w:style>
-  <w:style w:type="paragraph" w:styleId="Quote">
+  <w:style w:type="paragraph" w:styleId="Litrichdn">
     <w:name w:val="Quote"/>
-    <w:basedOn w:val="Normal"/>
-    <w:next w:val="Normal"/>
-    <w:link w:val="QuoteChar"/>
+    <w:basedOn w:val="Binhthng"/>
+    <w:next w:val="Binhthng"/>
+    <w:link w:val="LitrichdnChar"/>
     <w:uiPriority w:val="29"/>
     <w:qFormat/>
     <w:rsid w:val="00FB1D38"/>
@@ -4166,10 +4710,10 @@
       <w:color w:val="404040" w:themeColor="text1" w:themeTint="BF"/>
     </w:rPr>
   </w:style>
-  <w:style w:type="character" w:customStyle="1" w:styleId="QuoteChar">
-    <w:name w:val="Quote Char"/>
-    <w:basedOn w:val="DefaultParagraphFont"/>
-    <w:link w:val="Quote"/>
+  <w:style w:type="character" w:customStyle="1" w:styleId="LitrichdnChar">
+    <w:name w:val="Lời trích dẫn Char"/>
+    <w:basedOn w:val="Phngmcinhcuaoanvn"/>
+    <w:link w:val="Litrichdn"/>
     <w:uiPriority w:val="29"/>
     <w:rsid w:val="00FB1D38"/>
     <w:rPr>
@@ -4178,9 +4722,9 @@
       <w:color w:val="404040" w:themeColor="text1" w:themeTint="BF"/>
     </w:rPr>
   </w:style>
-  <w:style w:type="paragraph" w:styleId="ListParagraph">
+  <w:style w:type="paragraph" w:styleId="oancuaDanhsach">
     <w:name w:val="List Paragraph"/>
-    <w:basedOn w:val="Normal"/>
+    <w:basedOn w:val="Binhthng"/>
     <w:uiPriority w:val="34"/>
     <w:qFormat/>
     <w:rsid w:val="00FB1D38"/>
@@ -4189,9 +4733,9 @@
       <w:contextualSpacing/>
     </w:pPr>
   </w:style>
-  <w:style w:type="character" w:styleId="IntenseEmphasis">
+  <w:style w:type="character" w:styleId="NhnmnhThm">
     <w:name w:val="Intense Emphasis"/>
-    <w:basedOn w:val="DefaultParagraphFont"/>
+    <w:basedOn w:val="Phngmcinhcuaoanvn"/>
     <w:uiPriority w:val="21"/>
     <w:qFormat/>
     <w:rsid w:val="00FB1D38"/>
@@ -4201,11 +4745,11 @@
       <w:color w:val="0F4761" w:themeColor="accent1" w:themeShade="BF"/>
     </w:rPr>
   </w:style>
-  <w:style w:type="paragraph" w:styleId="IntenseQuote">
+  <w:style w:type="paragraph" w:styleId="Nhaykepm">
     <w:name w:val="Intense Quote"/>
-    <w:basedOn w:val="Normal"/>
-    <w:next w:val="Normal"/>
-    <w:link w:val="IntenseQuoteChar"/>
+    <w:basedOn w:val="Binhthng"/>
+    <w:next w:val="Binhthng"/>
+    <w:link w:val="NhaykepmChar"/>
     <w:uiPriority w:val="30"/>
     <w:qFormat/>
     <w:rsid w:val="00FB1D38"/>
@@ -4224,10 +4768,10 @@
       <w:color w:val="0F4761" w:themeColor="accent1" w:themeShade="BF"/>
     </w:rPr>
   </w:style>
-  <w:style w:type="character" w:customStyle="1" w:styleId="IntenseQuoteChar">
-    <w:name w:val="Intense Quote Char"/>
-    <w:basedOn w:val="DefaultParagraphFont"/>
-    <w:link w:val="IntenseQuote"/>
+  <w:style w:type="character" w:customStyle="1" w:styleId="NhaykepmChar">
+    <w:name w:val="Nháy kép Đậm Char"/>
+    <w:basedOn w:val="Phngmcinhcuaoanvn"/>
+    <w:link w:val="Nhaykepm"/>
     <w:uiPriority w:val="30"/>
     <w:rsid w:val="00FB1D38"/>
     <w:rPr>
@@ -4236,9 +4780,9 @@
       <w:color w:val="0F4761" w:themeColor="accent1" w:themeShade="BF"/>
     </w:rPr>
   </w:style>
-  <w:style w:type="character" w:styleId="IntenseReference">
+  <w:style w:type="character" w:styleId="ThamchiuNhnmnh">
     <w:name w:val="Intense Reference"/>
-    <w:basedOn w:val="DefaultParagraphFont"/>
+    <w:basedOn w:val="Phngmcinhcuaoanvn"/>
     <w:uiPriority w:val="32"/>
     <w:qFormat/>
     <w:rsid w:val="00FB1D38"/>
@@ -4250,10 +4794,10 @@
       <w:spacing w:val="5"/>
     </w:rPr>
   </w:style>
-  <w:style w:type="paragraph" w:styleId="Caption">
+  <w:style w:type="paragraph" w:styleId="Chuthich">
     <w:name w:val="caption"/>
-    <w:basedOn w:val="Normal"/>
-    <w:next w:val="Normal"/>
+    <w:basedOn w:val="Binhthng"/>
+    <w:next w:val="Binhthng"/>
     <w:uiPriority w:val="35"/>
     <w:unhideWhenUsed/>
     <w:qFormat/>
@@ -4269,10 +4813,10 @@
       <w:szCs w:val="18"/>
     </w:rPr>
   </w:style>
-  <w:style w:type="paragraph" w:styleId="Footer">
+  <w:style w:type="paragraph" w:styleId="Chntrang">
     <w:name w:val="footer"/>
-    <w:basedOn w:val="Normal"/>
-    <w:link w:val="FooterChar"/>
+    <w:basedOn w:val="Binhthng"/>
+    <w:link w:val="ChntrangChar"/>
     <w:uiPriority w:val="99"/>
     <w:unhideWhenUsed/>
     <w:qFormat/>
@@ -4285,10 +4829,10 @@
       <w:spacing w:after="0" w:line="240" w:lineRule="auto"/>
     </w:pPr>
   </w:style>
-  <w:style w:type="character" w:customStyle="1" w:styleId="FooterChar">
-    <w:name w:val="Footer Char"/>
-    <w:basedOn w:val="DefaultParagraphFont"/>
-    <w:link w:val="Footer"/>
+  <w:style w:type="character" w:customStyle="1" w:styleId="ChntrangChar">
+    <w:name w:val="Chân trang Char"/>
+    <w:basedOn w:val="Phngmcinhcuaoanvn"/>
+    <w:link w:val="Chntrang"/>
     <w:uiPriority w:val="99"/>
     <w:qFormat/>
     <w:rsid w:val="00FB1D38"/>
@@ -4298,10 +4842,10 @@
       <w:lang w:val="en-US"/>
     </w:rPr>
   </w:style>
-  <w:style w:type="paragraph" w:styleId="Header">
+  <w:style w:type="paragraph" w:styleId="utrang">
     <w:name w:val="header"/>
-    <w:basedOn w:val="Normal"/>
-    <w:link w:val="HeaderChar"/>
+    <w:basedOn w:val="Binhthng"/>
+    <w:link w:val="utrangChar"/>
     <w:uiPriority w:val="99"/>
     <w:unhideWhenUsed/>
     <w:qFormat/>
@@ -4314,10 +4858,10 @@
       <w:spacing w:after="0" w:line="240" w:lineRule="auto"/>
     </w:pPr>
   </w:style>
-  <w:style w:type="character" w:customStyle="1" w:styleId="HeaderChar">
-    <w:name w:val="Header Char"/>
-    <w:basedOn w:val="DefaultParagraphFont"/>
-    <w:link w:val="Header"/>
+  <w:style w:type="character" w:customStyle="1" w:styleId="utrangChar">
+    <w:name w:val="Đầu trang Char"/>
+    <w:basedOn w:val="Phngmcinhcuaoanvn"/>
+    <w:link w:val="utrang"/>
     <w:uiPriority w:val="99"/>
     <w:rsid w:val="00FB1D38"/>
     <w:rPr>
@@ -4326,10 +4870,10 @@
       <w:lang w:val="en-US"/>
     </w:rPr>
   </w:style>
-  <w:style w:type="paragraph" w:styleId="TOC1">
+  <w:style w:type="paragraph" w:styleId="Mucluc1">
     <w:name w:val="toc 1"/>
-    <w:basedOn w:val="Normal"/>
-    <w:next w:val="Normal"/>
+    <w:basedOn w:val="Binhthng"/>
+    <w:next w:val="Binhthng"/>
     <w:uiPriority w:val="39"/>
     <w:unhideWhenUsed/>
     <w:qFormat/>
@@ -4347,9 +4891,9 @@
       <w:szCs w:val="28"/>
     </w:rPr>
   </w:style>
-  <w:style w:type="character" w:styleId="Hyperlink">
+  <w:style w:type="character" w:styleId="Siuktni">
     <w:name w:val="Hyperlink"/>
-    <w:basedOn w:val="DefaultParagraphFont"/>
+    <w:basedOn w:val="Phngmcinhcuaoanvn"/>
     <w:uiPriority w:val="99"/>
     <w:unhideWhenUsed/>
     <w:rsid w:val="00FB1D38"/>
@@ -4379,7 +4923,7 @@
   </w:style>
   <w:style w:type="paragraph" w:customStyle="1" w:styleId="rtejustify">
     <w:name w:val="rtejustify"/>
-    <w:basedOn w:val="Normal"/>
+    <w:basedOn w:val="Binhthng"/>
     <w:uiPriority w:val="99"/>
     <w:rsid w:val="00FB1D38"/>
     <w:pPr>
@@ -4391,7 +4935,7 @@
       <w:szCs w:val="24"/>
     </w:rPr>
   </w:style>
-  <w:style w:type="paragraph" w:styleId="NoSpacing">
+  <w:style w:type="paragraph" w:styleId="KhngDncch">
     <w:name w:val="No Spacing"/>
     <w:uiPriority w:val="1"/>
     <w:qFormat/>
@@ -4408,7 +4952,7 @@
   </w:style>
   <w:style w:type="table" w:customStyle="1" w:styleId="GridTable4-Accent11">
     <w:name w:val="Grid Table 4 - Accent 11"/>
-    <w:basedOn w:val="TableNormal"/>
+    <w:basedOn w:val="BangThngthng"/>
     <w:uiPriority w:val="49"/>
     <w:rsid w:val="00FB1D38"/>
     <w:pPr>
@@ -4487,9 +5031,9 @@
       </w:tcPr>
     </w:tblStylePr>
   </w:style>
-  <w:style w:type="character" w:styleId="UnresolvedMention">
+  <w:style w:type="character" w:styleId="cpChagiiquyt">
     <w:name w:val="Unresolved Mention"/>
-    <w:basedOn w:val="DefaultParagraphFont"/>
+    <w:basedOn w:val="Phngmcinhcuaoanvn"/>
     <w:uiPriority w:val="99"/>
     <w:semiHidden/>
     <w:unhideWhenUsed/>
@@ -4497,6 +5041,18 @@
     <w:rPr>
       <w:color w:val="605E5C"/>
       <w:shd w:val="clear" w:color="auto" w:fill="E1DFDD"/>
+    </w:rPr>
+  </w:style>
+  <w:style w:type="character" w:styleId="FollowedHyperlink">
+    <w:name w:val="FollowedHyperlink"/>
+    <w:basedOn w:val="Phngmcinhcuaoanvn"/>
+    <w:uiPriority w:val="99"/>
+    <w:semiHidden/>
+    <w:unhideWhenUsed/>
+    <w:rsid w:val="00DB4282"/>
+    <w:rPr>
+      <w:color w:val="96607D" w:themeColor="followedHyperlink"/>
+      <w:u w:val="single"/>
     </w:rPr>
   </w:style>
 </w:styles>
